--- a/Entrega2_corregido.docx
+++ b/Entrega2_corregido.docx
@@ -414,13 +414,11 @@
           <w:bCs/>
         </w:rPr>
       </w:pPr>
-      <w:proofErr w:type="spellStart"/>
-      <w:proofErr w:type="spellEnd"/>
-      <w:r>
-        <w:rPr>
-          <w:rFonts w:cs="Courier New"/>
-        </w:rPr>
-        <w:t xml:space="preserve">INSTITUCIÓN: INESDI - Máster Business Analytics e IA</w:t>
+      <w:r>
+        <w:rPr>
+          <w:rFonts w:cs="Courier New"/>
+        </w:rPr>
+        <w:t>INSTITUCIÓN: INESDI - Máster Business Analytics e IA</w:t>
       </w:r>
     </w:p>
     <w:p>
@@ -808,7 +806,7 @@
         </w:rPr>
         <w:lastRenderedPageBreak/>
         <w:drawing>
-          <wp:inline distT="0" distB="0" distL="0" distR="0" wp14:anchorId="703B1CF5" wp14:editId="35BB88B6">
+          <wp:inline distT="0" distB="0" distL="0" distR="0" wp14:anchorId="703B1CF5" wp14:editId="4C4E6394">
             <wp:extent cx="5903911" cy="6373494"/>
             <wp:effectExtent l="0" t="0" r="1905" b="0"/>
             <wp:docPr id="810040796" name="Imagen 2"/>
@@ -872,7 +870,7 @@
           <w:i/>
           <w:sz w:val="18"/>
         </w:rPr>
-        <w:t xml:space="preserve">Figura 1. Modelo del Datawarehouse bancosabadell_dw: dimensiones, tablas de hechos, tablas agregadas y tablas de KPIs.</w:t>
+        <w:t>Figura 1. Modelo del Datawarehouse bancosabadell_dw: dimensiones, tablas de hechos, tablas agregadas y tablas de KPIs.</w:t>
       </w:r>
     </w:p>
     <w:p>
@@ -5354,15 +5352,123 @@
           <w:rFonts w:cs="Courier New"/>
         </w:rPr>
       </w:pPr>
-      <w:proofErr w:type="gramStart"/>
-      <w:proofErr w:type="gramEnd"/>
+      <w:r>
+        <w:rPr>
+          <w:rFonts w:cs="Courier New"/>
+        </w:rPr>
+        <w:t>Implementación: el modelo se crea desde el notebook (sección 5.2) en MySQL y se exporta al script modelo_dwh_mysql.sql. Los datos limpios se ingieren primero en la tabla stg_clientes_original, que crea el propio notebook, y a partir de ella Python construye las dimensiones, las tablas de hechos y las tablas agregadas.</w:t>
+      </w:r>
+    </w:p>
+    <w:p>
+      <w:pPr>
+        <w:jc w:val="both"/>
+        <w:rPr>
+          <w:rFonts w:cs="Courier New"/>
+        </w:rPr>
+      </w:pPr>
+      <w:r>
+        <w:rPr>
+          <w:rFonts w:cs="Courier New"/>
+        </w:rPr>
+        <w:t xml:space="preserve">Tablas de </w:t>
+      </w:r>
       <w:proofErr w:type="spellStart"/>
+      <w:r>
+        <w:rPr>
+          <w:rFonts w:cs="Courier New"/>
+        </w:rPr>
+        <w:t>KPIs</w:t>
+      </w:r>
       <w:proofErr w:type="spellEnd"/>
       <w:r>
         <w:rPr>
           <w:rFonts w:cs="Courier New"/>
         </w:rPr>
-        <w:t xml:space="preserve">Implementación: el modelo se crea desde el notebook (sección 5.2) en MySQL y se exporta al script modelo_dwh_mysql.sql. Los datos limpios se ingieren primero en la tabla stg_clientes_original, que crea el propio notebook, y a partir de ella Python construye las dimensiones, las tablas de hechos y las tablas agregadas.</w:t>
+        <w:t xml:space="preserve">: </w:t>
+      </w:r>
+      <w:proofErr w:type="spellStart"/>
+      <w:r>
+        <w:rPr>
+          <w:rFonts w:cs="Courier New"/>
+        </w:rPr>
+        <w:t>kpi_definicion</w:t>
+      </w:r>
+      <w:proofErr w:type="spellEnd"/>
+      <w:r>
+        <w:rPr>
+          <w:rFonts w:cs="Courier New"/>
+        </w:rPr>
+        <w:t xml:space="preserve"> guarda el catálogo de los 7 </w:t>
+      </w:r>
+      <w:proofErr w:type="spellStart"/>
+      <w:r>
+        <w:rPr>
+          <w:rFonts w:cs="Courier New"/>
+        </w:rPr>
+        <w:t>KPIs</w:t>
+      </w:r>
+      <w:proofErr w:type="spellEnd"/>
+      <w:r>
+        <w:rPr>
+          <w:rFonts w:cs="Courier New"/>
+        </w:rPr>
+        <w:t xml:space="preserve"> (nombre, descripción, fórmula, unidad, frecuencia, objetivo del TFM y tabla origen); </w:t>
+      </w:r>
+      <w:proofErr w:type="spellStart"/>
+      <w:r>
+        <w:rPr>
+          <w:rFonts w:cs="Courier New"/>
+        </w:rPr>
+        <w:t>kpi_ejecucion</w:t>
+      </w:r>
+      <w:proofErr w:type="spellEnd"/>
+      <w:r>
+        <w:rPr>
+          <w:rFonts w:cs="Courier New"/>
+        </w:rPr>
+        <w:t xml:space="preserve"> registra cada ejecución del proceso (fecha, </w:t>
+      </w:r>
+      <w:proofErr w:type="spellStart"/>
+      <w:r>
+        <w:rPr>
+          <w:rFonts w:cs="Courier New"/>
+        </w:rPr>
+        <w:t>snapshot</w:t>
+      </w:r>
+      <w:proofErr w:type="spellEnd"/>
+      <w:r>
+        <w:rPr>
+          <w:rFonts w:cs="Courier New"/>
+        </w:rPr>
+        <w:t xml:space="preserve"> y </w:t>
+      </w:r>
+      <w:proofErr w:type="spellStart"/>
+      <w:r>
+        <w:rPr>
+          <w:rFonts w:cs="Courier New"/>
+        </w:rPr>
+        <w:t>nº</w:t>
+      </w:r>
+      <w:proofErr w:type="spellEnd"/>
+      <w:r>
+        <w:rPr>
+          <w:rFonts w:cs="Courier New"/>
+        </w:rPr>
+        <w:t xml:space="preserve"> de clientes) y </w:t>
+      </w:r>
+      <w:proofErr w:type="spellStart"/>
+      <w:r>
+        <w:rPr>
+          <w:rFonts w:cs="Courier New"/>
+        </w:rPr>
+        <w:t>kpi_resultado</w:t>
+      </w:r>
+      <w:proofErr w:type="spellEnd"/>
+      <w:r>
+        <w:rPr>
+          <w:rFonts w:cs="Courier New"/>
+        </w:rPr>
+        <w:t xml:space="preserve"> guarda los valores obtenidos en cada ejecución, lo que permite consultar su evolución histórica.</w:t>
       </w:r>
     </w:p>
     <w:p>
@@ -5372,110 +5478,289 @@
           <w:rFonts w:cs="Courier New"/>
         </w:rPr>
       </w:pPr>
-      <w:r>
-        <w:rPr>
-          <w:rFonts w:cs="Courier New"/>
-        </w:rPr>
-        <w:t xml:space="preserve">Tablas de </w:t>
-      </w:r>
+    </w:p>
+    <w:p>
+      <w:pPr>
+        <w:jc w:val="both"/>
+        <w:rPr>
+          <w:rFonts w:cs="Courier New"/>
+        </w:rPr>
+      </w:pPr>
+    </w:p>
+    <w:p>
+      <w:pPr>
+        <w:jc w:val="both"/>
+        <w:rPr>
+          <w:rFonts w:cs="Courier New"/>
+          <w:b/>
+          <w:bCs/>
+        </w:rPr>
+      </w:pPr>
+    </w:p>
+    <w:p>
+      <w:pPr>
+        <w:pStyle w:val="Prrafodelista"/>
+        <w:numPr>
+          <w:ilvl w:val="0"/>
+          <w:numId w:val="16"/>
+        </w:numPr>
+        <w:jc w:val="both"/>
+        <w:rPr>
+          <w:rFonts w:cs="Courier New"/>
+          <w:b/>
+          <w:bCs/>
+        </w:rPr>
+      </w:pPr>
       <w:proofErr w:type="spellStart"/>
       <w:r>
         <w:rPr>
           <w:rFonts w:cs="Courier New"/>
-        </w:rPr>
-        <w:t>KPIs</w:t>
+          <w:b/>
+          <w:bCs/>
+        </w:rPr>
+        <w:t>kpi_definicion</w:t>
       </w:r>
       <w:proofErr w:type="spellEnd"/>
-      <w:r>
-        <w:rPr>
-          <w:rFonts w:cs="Courier New"/>
-        </w:rPr>
-        <w:t xml:space="preserve">: </w:t>
-      </w:r>
+    </w:p>
+    <w:p>
+      <w:pPr>
+        <w:jc w:val="both"/>
+        <w:rPr>
+          <w:rFonts w:cs="Courier New"/>
+        </w:rPr>
+      </w:pPr>
+      <w:r>
+        <w:rPr>
+          <w:rFonts w:cs="Courier New"/>
+        </w:rPr>
+        <w:drawing>
+          <wp:inline distT="0" distB="0" distL="0" distR="0" wp14:anchorId="4E097E7C" wp14:editId="5BCCD105">
+            <wp:extent cx="5612130" cy="2261235"/>
+            <wp:effectExtent l="0" t="0" r="7620" b="5715"/>
+            <wp:docPr id="2066592219" name="Imagen 1"/>
+            <wp:cNvGraphicFramePr>
+              <a:graphicFrameLocks xmlns:a="http://schemas.openxmlformats.org/drawingml/2006/main" noChangeAspect="1"/>
+            </wp:cNvGraphicFramePr>
+            <a:graphic xmlns:a="http://schemas.openxmlformats.org/drawingml/2006/main">
+              <a:graphicData uri="http://schemas.openxmlformats.org/drawingml/2006/picture">
+                <pic:pic xmlns:pic="http://schemas.openxmlformats.org/drawingml/2006/picture">
+                  <pic:nvPicPr>
+                    <pic:cNvPr id="2066592219" name=""/>
+                    <pic:cNvPicPr/>
+                  </pic:nvPicPr>
+                  <pic:blipFill>
+                    <a:blip r:embed="rId8"/>
+                    <a:stretch>
+                      <a:fillRect/>
+                    </a:stretch>
+                  </pic:blipFill>
+                  <pic:spPr>
+                    <a:xfrm>
+                      <a:off x="0" y="0"/>
+                      <a:ext cx="5612130" cy="2261235"/>
+                    </a:xfrm>
+                    <a:prstGeom prst="rect">
+                      <a:avLst/>
+                    </a:prstGeom>
+                  </pic:spPr>
+                </pic:pic>
+              </a:graphicData>
+            </a:graphic>
+          </wp:inline>
+        </w:drawing>
+      </w:r>
+    </w:p>
+    <w:p>
+      <w:pPr>
+        <w:pStyle w:val="Prrafodelista"/>
+        <w:numPr>
+          <w:ilvl w:val="0"/>
+          <w:numId w:val="16"/>
+        </w:numPr>
+        <w:jc w:val="both"/>
+        <w:rPr>
+          <w:rFonts w:cs="Courier New"/>
+        </w:rPr>
+      </w:pPr>
       <w:proofErr w:type="spellStart"/>
       <w:r>
         <w:rPr>
           <w:rFonts w:cs="Courier New"/>
-        </w:rPr>
-        <w:t>kpi_definicion</w:t>
+          <w:b/>
+          <w:bCs/>
+        </w:rPr>
+        <w:t>kpi_</w:t>
+      </w:r>
+      <w:r>
+        <w:rPr>
+          <w:rFonts w:cs="Courier New"/>
+          <w:b/>
+          <w:bCs/>
+        </w:rPr>
+        <w:t>ejecución</w:t>
       </w:r>
       <w:proofErr w:type="spellEnd"/>
-      <w:r>
-        <w:rPr>
-          <w:rFonts w:cs="Courier New"/>
-        </w:rPr>
-        <w:t xml:space="preserve"> guarda el catálogo de los 7 </w:t>
-      </w:r>
+    </w:p>
+    <w:p>
+      <w:pPr>
+        <w:jc w:val="both"/>
+        <w:rPr>
+          <w:rFonts w:cs="Courier New"/>
+        </w:rPr>
+      </w:pPr>
+    </w:p>
+    <w:p>
+      <w:pPr>
+        <w:jc w:val="both"/>
+        <w:rPr>
+          <w:rFonts w:cs="Courier New"/>
+        </w:rPr>
+      </w:pPr>
+      <w:r>
+        <w:rPr>
+          <w:rFonts w:cs="Courier New"/>
+        </w:rPr>
+        <w:drawing>
+          <wp:inline distT="0" distB="0" distL="0" distR="0" wp14:anchorId="47ECA536" wp14:editId="1542B862">
+            <wp:extent cx="5612130" cy="1593215"/>
+            <wp:effectExtent l="0" t="0" r="7620" b="6985"/>
+            <wp:docPr id="295232171" name="Imagen 1"/>
+            <wp:cNvGraphicFramePr>
+              <a:graphicFrameLocks xmlns:a="http://schemas.openxmlformats.org/drawingml/2006/main" noChangeAspect="1"/>
+            </wp:cNvGraphicFramePr>
+            <a:graphic xmlns:a="http://schemas.openxmlformats.org/drawingml/2006/main">
+              <a:graphicData uri="http://schemas.openxmlformats.org/drawingml/2006/picture">
+                <pic:pic xmlns:pic="http://schemas.openxmlformats.org/drawingml/2006/picture">
+                  <pic:nvPicPr>
+                    <pic:cNvPr id="295232171" name=""/>
+                    <pic:cNvPicPr/>
+                  </pic:nvPicPr>
+                  <pic:blipFill>
+                    <a:blip r:embed="rId9"/>
+                    <a:stretch>
+                      <a:fillRect/>
+                    </a:stretch>
+                  </pic:blipFill>
+                  <pic:spPr>
+                    <a:xfrm>
+                      <a:off x="0" y="0"/>
+                      <a:ext cx="5612130" cy="1593215"/>
+                    </a:xfrm>
+                    <a:prstGeom prst="rect">
+                      <a:avLst/>
+                    </a:prstGeom>
+                  </pic:spPr>
+                </pic:pic>
+              </a:graphicData>
+            </a:graphic>
+          </wp:inline>
+        </w:drawing>
+      </w:r>
+    </w:p>
+    <w:p>
+      <w:pPr>
+        <w:jc w:val="both"/>
+        <w:rPr>
+          <w:rFonts w:cs="Courier New"/>
+        </w:rPr>
+      </w:pPr>
+    </w:p>
+    <w:p>
+      <w:pPr>
+        <w:jc w:val="both"/>
+        <w:rPr>
+          <w:rFonts w:cs="Courier New"/>
+        </w:rPr>
+      </w:pPr>
+    </w:p>
+    <w:p>
+      <w:pPr>
+        <w:jc w:val="both"/>
+        <w:rPr>
+          <w:rFonts w:cs="Courier New"/>
+        </w:rPr>
+      </w:pPr>
+    </w:p>
+    <w:p>
+      <w:pPr>
+        <w:jc w:val="both"/>
+        <w:rPr>
+          <w:rFonts w:cs="Courier New"/>
+        </w:rPr>
+      </w:pPr>
+    </w:p>
+    <w:p>
+      <w:pPr>
+        <w:jc w:val="both"/>
+        <w:rPr>
+          <w:rFonts w:cs="Courier New"/>
+        </w:rPr>
+      </w:pPr>
+    </w:p>
+    <w:p>
+      <w:pPr>
+        <w:jc w:val="both"/>
+        <w:rPr>
+          <w:rFonts w:cs="Courier New"/>
+        </w:rPr>
+      </w:pPr>
+    </w:p>
+    <w:p>
+      <w:pPr>
+        <w:jc w:val="both"/>
+        <w:rPr>
+          <w:rFonts w:cs="Courier New"/>
+        </w:rPr>
+      </w:pPr>
+    </w:p>
+    <w:p>
+      <w:pPr>
+        <w:jc w:val="both"/>
+        <w:rPr>
+          <w:rFonts w:cs="Courier New"/>
+        </w:rPr>
+      </w:pPr>
+    </w:p>
+    <w:p>
+      <w:pPr>
+        <w:jc w:val="both"/>
+        <w:rPr>
+          <w:rFonts w:cs="Courier New"/>
+        </w:rPr>
+      </w:pPr>
+    </w:p>
+    <w:p>
+      <w:pPr>
+        <w:jc w:val="both"/>
+        <w:rPr>
+          <w:rFonts w:cs="Courier New"/>
+        </w:rPr>
+      </w:pPr>
+    </w:p>
+    <w:p>
+      <w:pPr>
+        <w:pStyle w:val="Prrafodelista"/>
+        <w:numPr>
+          <w:ilvl w:val="0"/>
+          <w:numId w:val="16"/>
+        </w:numPr>
+        <w:jc w:val="both"/>
+        <w:rPr>
+          <w:rFonts w:cs="Courier New"/>
+          <w:b/>
+          <w:bCs/>
+        </w:rPr>
+      </w:pPr>
       <w:proofErr w:type="spellStart"/>
       <w:r>
         <w:rPr>
           <w:rFonts w:cs="Courier New"/>
-        </w:rPr>
-        <w:t>KPIs</w:t>
+          <w:b/>
+          <w:bCs/>
+        </w:rPr>
+        <w:t>kpi_resultado</w:t>
       </w:r>
       <w:proofErr w:type="spellEnd"/>
-      <w:r>
-        <w:rPr>
-          <w:rFonts w:cs="Courier New"/>
-        </w:rPr>
-        <w:t xml:space="preserve"> (nombre, descripción, fórmula, unidad, frecuencia, objetivo del TFM y tabla origen); </w:t>
-      </w:r>
-      <w:proofErr w:type="spellStart"/>
-      <w:r>
-        <w:rPr>
-          <w:rFonts w:cs="Courier New"/>
-        </w:rPr>
-        <w:t>kpi_ejecucion</w:t>
-      </w:r>
-      <w:proofErr w:type="spellEnd"/>
-      <w:r>
-        <w:rPr>
-          <w:rFonts w:cs="Courier New"/>
-        </w:rPr>
-        <w:t xml:space="preserve"> registra cada ejecución del proceso (fecha, </w:t>
-      </w:r>
-      <w:proofErr w:type="spellStart"/>
-      <w:r>
-        <w:rPr>
-          <w:rFonts w:cs="Courier New"/>
-        </w:rPr>
-        <w:t>snapshot</w:t>
-      </w:r>
-      <w:proofErr w:type="spellEnd"/>
-      <w:r>
-        <w:rPr>
-          <w:rFonts w:cs="Courier New"/>
-        </w:rPr>
-        <w:t xml:space="preserve"> y </w:t>
-      </w:r>
-      <w:proofErr w:type="spellStart"/>
-      <w:r>
-        <w:rPr>
-          <w:rFonts w:cs="Courier New"/>
-        </w:rPr>
-        <w:t>nº</w:t>
-      </w:r>
-      <w:proofErr w:type="spellEnd"/>
-      <w:r>
-        <w:rPr>
-          <w:rFonts w:cs="Courier New"/>
-        </w:rPr>
-        <w:t xml:space="preserve"> de clientes) y </w:t>
-      </w:r>
-      <w:proofErr w:type="spellStart"/>
-      <w:r>
-        <w:rPr>
-          <w:rFonts w:cs="Courier New"/>
-        </w:rPr>
-        <w:t>kpi_resultado</w:t>
-      </w:r>
-      <w:proofErr w:type="spellEnd"/>
-      <w:r>
-        <w:rPr>
-          <w:rFonts w:cs="Courier New"/>
-        </w:rPr>
-        <w:t xml:space="preserve"> guarda los valores obtenidos en cada ejecución, lo que permite consultar su evolución histórica.</w:t>
-      </w:r>
     </w:p>
     <w:p>
       <w:pPr>
@@ -5484,6 +5769,46 @@
           <w:rFonts w:cs="Courier New"/>
         </w:rPr>
       </w:pPr>
+      <w:r>
+        <w:rPr>
+          <w:rFonts w:cs="Courier New"/>
+        </w:rPr>
+        <w:drawing>
+          <wp:inline distT="0" distB="0" distL="0" distR="0" wp14:anchorId="00FF4F18" wp14:editId="007CB051">
+            <wp:extent cx="5612130" cy="3512820"/>
+            <wp:effectExtent l="0" t="0" r="7620" b="0"/>
+            <wp:docPr id="936209230" name="Imagen 1"/>
+            <wp:cNvGraphicFramePr>
+              <a:graphicFrameLocks xmlns:a="http://schemas.openxmlformats.org/drawingml/2006/main" noChangeAspect="1"/>
+            </wp:cNvGraphicFramePr>
+            <a:graphic xmlns:a="http://schemas.openxmlformats.org/drawingml/2006/main">
+              <a:graphicData uri="http://schemas.openxmlformats.org/drawingml/2006/picture">
+                <pic:pic xmlns:pic="http://schemas.openxmlformats.org/drawingml/2006/picture">
+                  <pic:nvPicPr>
+                    <pic:cNvPr id="936209230" name=""/>
+                    <pic:cNvPicPr/>
+                  </pic:nvPicPr>
+                  <pic:blipFill>
+                    <a:blip r:embed="rId10"/>
+                    <a:stretch>
+                      <a:fillRect/>
+                    </a:stretch>
+                  </pic:blipFill>
+                  <pic:spPr>
+                    <a:xfrm>
+                      <a:off x="0" y="0"/>
+                      <a:ext cx="5612130" cy="3512820"/>
+                    </a:xfrm>
+                    <a:prstGeom prst="rect">
+                      <a:avLst/>
+                    </a:prstGeom>
+                  </pic:spPr>
+                </pic:pic>
+              </a:graphicData>
+            </a:graphic>
+          </wp:inline>
+        </w:drawing>
+      </w:r>
     </w:p>
     <w:p>
       <w:pPr>
@@ -5546,7 +5871,6 @@
                 <w:b/>
                 <w:bCs/>
               </w:rPr>
-              <w:lastRenderedPageBreak/>
               <w:t>KPI</w:t>
             </w:r>
           </w:p>
@@ -6088,7 +6412,6 @@
         <w:rPr>
           <w:rFonts w:cs="Courier New"/>
         </w:rPr>
-        <w:lastRenderedPageBreak/>
         <w:t xml:space="preserve">Todos los KPI se calculan en el notebook de Python leyendo las tablas del DWH en MySQL (hechos, dimensiones y agregados) y sus resultados se guardan en la tabla </w:t>
       </w:r>
       <w:proofErr w:type="spellStart"/>
@@ -6129,7 +6452,8 @@
           <w:color w:val="0070C0"/>
           <w:u w:val="single"/>
         </w:rPr>
-        <w:t xml:space="preserve">KPI_DISTRIBUCION_PRODUCTOS</w:t>
+        <w:lastRenderedPageBreak/>
+        <w:t>KPI_DISTRIBUCION_PRODUCTOS</w:t>
       </w:r>
     </w:p>
     <w:tbl>
@@ -6154,8 +6478,8 @@
         <w:tblLook w:val="04A0" w:firstRow="1" w:lastRow="0" w:firstColumn="1" w:lastColumn="0" w:noHBand="0" w:noVBand="1"/>
       </w:tblPr>
       <w:tblGrid>
-        <w:gridCol w:w="2041"/>
-        <w:gridCol w:w="7030"/>
+        <w:gridCol w:w="2069"/>
+        <w:gridCol w:w="7002"/>
       </w:tblGrid>
       <w:tr>
         <w:trPr>
@@ -6186,7 +6510,7 @@
                 <w:b/>
                 <w:sz w:val="19"/>
               </w:rPr>
-              <w:t xml:space="preserve">Ficha del KPI</w:t>
+              <w:t>Ficha del KPI</w:t>
             </w:r>
           </w:p>
         </w:tc>
@@ -6212,7 +6536,7 @@
                 <w:b/>
                 <w:sz w:val="19"/>
               </w:rPr>
-              <w:t xml:space="preserve">KPI_DISTRIBUCION_PRODUCTOS</w:t>
+              <w:t>KPI_DISTRIBUCION_PRODUCTOS</w:t>
             </w:r>
           </w:p>
         </w:tc>
@@ -6242,7 +6566,7 @@
                 <w:b/>
                 <w:sz w:val="19"/>
               </w:rPr>
-              <w:t xml:space="preserve">Nombre</w:t>
+              <w:t>Nombre</w:t>
             </w:r>
           </w:p>
         </w:tc>
@@ -6259,14 +6583,12 @@
                 <w:rFonts w:cs="Courier New"/>
               </w:rPr>
             </w:pPr>
-            <w:proofErr w:type="spellStart"/>
-            <w:proofErr w:type="spellEnd"/>
             <w:r>
               <w:rPr>
                 <w:rFonts w:cs="Courier New"/>
                 <w:sz w:val="19"/>
               </w:rPr>
-              <w:t xml:space="preserve">Distribución de clientes por nº de productos</w:t>
+              <w:t>Distribución de clientes por nº de productos</w:t>
             </w:r>
           </w:p>
         </w:tc>
@@ -6296,7 +6618,7 @@
                 <w:b/>
                 <w:sz w:val="19"/>
               </w:rPr>
-              <w:t xml:space="preserve">Descripción</w:t>
+              <w:t>Descripción</w:t>
             </w:r>
           </w:p>
         </w:tc>
@@ -6313,14 +6635,12 @@
                 <w:rFonts w:cs="Courier New"/>
               </w:rPr>
             </w:pPr>
-            <w:proofErr w:type="spellStart"/>
-            <w:proofErr w:type="spellEnd"/>
             <w:r>
               <w:rPr>
                 <w:rFonts w:cs="Courier New"/>
                 <w:sz w:val="19"/>
               </w:rPr>
-              <w:t xml:space="preserve">Clientes según cuántos productos tienen contratados; identifica clientes mono-producto (riesgo de fuga) frente a clientes muy vinculados.</w:t>
+              <w:t>Clientes según cuántos productos tienen contratados; identifica clientes mono-producto (riesgo de fuga) frente a clientes muy vinculados.</w:t>
             </w:r>
           </w:p>
         </w:tc>
@@ -6350,7 +6670,7 @@
                 <w:b/>
                 <w:sz w:val="19"/>
               </w:rPr>
-              <w:t xml:space="preserve">Fórmula</w:t>
+              <w:t>Fórmula</w:t>
             </w:r>
           </w:p>
         </w:tc>
@@ -6367,14 +6687,12 @@
                 <w:rFonts w:cs="Courier New"/>
               </w:rPr>
             </w:pPr>
-            <w:proofErr w:type="spellStart"/>
-            <w:proofErr w:type="spellEnd"/>
             <w:r>
               <w:rPr>
                 <w:rFonts w:cs="Courier New"/>
                 <w:sz w:val="19"/>
               </w:rPr>
-              <w:t xml:space="preserve">numero_productos = suma de los 45 indicadores ind_* por cliente. Por cada valor: nº de clientes, % de clientes, patrimonio medio y margen medio. KPI global: % mono-producto = clientes con 1 producto / total de clientes × 100.</w:t>
+              <w:t>numero_productos = suma de los 45 indicadores ind_* por cliente. Por cada valor: nº de clientes, % de clientes, patrimonio medio y margen medio. KPI global: % mono-producto = clientes con 1 producto / total de clientes × 100.</w:t>
             </w:r>
           </w:p>
         </w:tc>
@@ -6404,7 +6722,7 @@
                 <w:b/>
                 <w:sz w:val="19"/>
               </w:rPr>
-              <w:t xml:space="preserve">Fuente (DWH)</w:t>
+              <w:t>Fuente (DWH)</w:t>
             </w:r>
           </w:p>
         </w:tc>
@@ -6421,14 +6739,12 @@
                 <w:rFonts w:cs="Courier New"/>
               </w:rPr>
             </w:pPr>
-            <w:proofErr w:type="spellStart"/>
-            <w:proofErr w:type="spellEnd"/>
             <w:r>
               <w:rPr>
                 <w:rFonts w:cs="Courier New"/>
                 <w:sz w:val="19"/>
               </w:rPr>
-              <w:t xml:space="preserve">agg_distribucion_productos (desde fact_cliente_snapshot)</w:t>
+              <w:t>agg_distribucion_productos (desde fact_cliente_snapshot)</w:t>
             </w:r>
           </w:p>
         </w:tc>
@@ -6458,7 +6774,7 @@
                 <w:b/>
                 <w:sz w:val="19"/>
               </w:rPr>
-              <w:t xml:space="preserve">Unidad</w:t>
+              <w:t>Unidad</w:t>
             </w:r>
           </w:p>
         </w:tc>
@@ -6475,14 +6791,12 @@
                 <w:rFonts w:cs="Courier New"/>
               </w:rPr>
             </w:pPr>
-            <w:proofErr w:type="spellStart"/>
-            <w:proofErr w:type="spellEnd"/>
             <w:r>
               <w:rPr>
                 <w:rFonts w:cs="Courier New"/>
                 <w:sz w:val="19"/>
               </w:rPr>
-              <w:t xml:space="preserve">Clientes, % y €</w:t>
+              <w:t>Clientes, % y €</w:t>
             </w:r>
           </w:p>
         </w:tc>
@@ -6512,7 +6826,7 @@
                 <w:b/>
                 <w:sz w:val="19"/>
               </w:rPr>
-              <w:t xml:space="preserve">Frecuencia</w:t>
+              <w:t>Frecuencia</w:t>
             </w:r>
           </w:p>
         </w:tc>
@@ -6529,14 +6843,12 @@
                 <w:rFonts w:cs="Courier New"/>
               </w:rPr>
             </w:pPr>
-            <w:proofErr w:type="spellStart"/>
-            <w:proofErr w:type="spellEnd"/>
             <w:r>
               <w:rPr>
                 <w:rFonts w:cs="Courier New"/>
                 <w:sz w:val="19"/>
               </w:rPr>
-              <w:t xml:space="preserve">Mensual</w:t>
+              <w:t>Mensual</w:t>
             </w:r>
           </w:p>
         </w:tc>
@@ -6565,7 +6877,7 @@
                 <w:b/>
                 <w:sz w:val="19"/>
               </w:rPr>
-              <w:t xml:space="preserve">Objetivo del TFM</w:t>
+              <w:t>Objetivo del TFM</w:t>
             </w:r>
           </w:p>
         </w:tc>
@@ -6581,14 +6893,12 @@
                 <w:rFonts w:cs="Courier New"/>
               </w:rPr>
             </w:pPr>
-            <w:proofErr w:type="spellStart"/>
-            <w:proofErr w:type="spellEnd"/>
             <w:r>
               <w:rPr>
                 <w:rFonts w:cs="Courier New"/>
                 <w:sz w:val="19"/>
               </w:rPr>
-              <w:t xml:space="preserve">Objetivo 1: vinculación y tipo de cuenta</w:t>
+              <w:t>Objetivo 1: vinculación y tipo de cuenta</w:t>
             </w:r>
           </w:p>
         </w:tc>
@@ -6604,10 +6914,6 @@
           <w:rFonts w:cs="Courier New"/>
         </w:rPr>
       </w:pPr>
-      <w:proofErr w:type="spellStart"/>
-      <w:proofErr w:type="spellEnd"/>
-      <w:proofErr w:type="spellStart"/>
-      <w:proofErr w:type="spellEnd"/>
       <w:r>
         <w:rPr>
           <w:rFonts w:cs="Courier New"/>
@@ -6619,7 +6925,7 @@
           <w:rFonts w:cs="Courier New"/>
           <w:b/>
         </w:rPr>
-        <w:t xml:space="preserve">mono-producto</w:t>
+        <w:t>mono-producto</w:t>
       </w:r>
       <w:r>
         <w:rPr>
@@ -6651,17 +6957,11 @@
           <w:color w:val="000000" w:themeColor="text1"/>
         </w:rPr>
       </w:pPr>
-      <w:proofErr w:type="spellStart"/>
-      <w:proofErr w:type="spellEnd"/>
-      <w:proofErr w:type="spellStart"/>
-      <w:proofErr w:type="spellEnd"/>
-      <w:proofErr w:type="spellStart"/>
-      <w:proofErr w:type="spellEnd"/>
-      <w:r>
-        <w:rPr>
-          <w:rFonts w:cs="Courier New"/>
-        </w:rPr>
-        <w:t xml:space="preserve">numero_productos = suma de los 45 indicadores ind_* por cliente (total_productos_activos en el DWH).</w:t>
+      <w:r>
+        <w:rPr>
+          <w:rFonts w:cs="Courier New"/>
+        </w:rPr>
+        <w:t>numero_productos = suma de los 45 indicadores ind_* por cliente (total_productos_activos en el DWH).</w:t>
       </w:r>
     </w:p>
     <w:p>
@@ -6677,17 +6977,11 @@
           <w:color w:val="000000" w:themeColor="text1"/>
         </w:rPr>
       </w:pPr>
-      <w:proofErr w:type="spellStart"/>
-      <w:proofErr w:type="spellEnd"/>
-      <w:proofErr w:type="gramStart"/>
-      <w:proofErr w:type="spellStart"/>
-      <w:proofErr w:type="gramEnd"/>
-      <w:proofErr w:type="spellEnd"/>
-      <w:r>
-        <w:rPr>
-          <w:rFonts w:cs="Courier New"/>
-        </w:rPr>
-        <w:t xml:space="preserve">Para cada valor: total clientes, % clientes, patrimonio_medio y  margen_medio.</w:t>
+      <w:r>
+        <w:rPr>
+          <w:rFonts w:cs="Courier New"/>
+        </w:rPr>
+        <w:t>Para cada valor: total clientes, % clientes, patrimonio_medio y  margen_medio.</w:t>
       </w:r>
     </w:p>
     <w:p>
@@ -6703,8 +6997,6 @@
           <w:color w:val="000000" w:themeColor="text1"/>
         </w:rPr>
       </w:pPr>
-      <w:proofErr w:type="spellStart"/>
-      <w:proofErr w:type="spellEnd"/>
       <w:r>
         <w:rPr>
           <w:rFonts w:cs="Courier New"/>
@@ -6716,7 +7008,7 @@
           <w:rFonts w:cs="Courier New"/>
           <w:b/>
         </w:rPr>
-        <w:t xml:space="preserve">% de clientes mono-producto</w:t>
+        <w:t>% de clientes mono-producto</w:t>
       </w:r>
       <w:r>
         <w:rPr>
@@ -6729,13 +7021,13 @@
           <w:rFonts w:cs="Courier New"/>
           <w:b/>
         </w:rPr>
-        <w:t xml:space="preserve">% de clientes sin productos</w:t>
-      </w:r>
-      <w:r>
-        <w:rPr>
-          <w:rFonts w:cs="Courier New"/>
-        </w:rPr>
-        <w:t xml:space="preserve">.</w:t>
+        <w:t>% de clientes sin productos</w:t>
+      </w:r>
+      <w:r>
+        <w:rPr>
+          <w:rFonts w:cs="Courier New"/>
+        </w:rPr>
+        <w:t>.</w:t>
       </w:r>
     </w:p>
     <w:p>
@@ -6758,16 +7050,12 @@
           <w:rFonts w:cs="Courier New"/>
         </w:rPr>
       </w:pPr>
-      <w:proofErr w:type="spellStart"/>
-      <w:proofErr w:type="spellEnd"/>
-      <w:proofErr w:type="gramStart"/>
-      <w:proofErr w:type="gramEnd"/>
       <w:r>
         <w:rPr>
           <w:rFonts w:cs="Courier New"/>
           <w:b/>
         </w:rPr>
-        <w:t xml:space="preserve">Resultado (snapshot 11/09/2026):</w:t>
+        <w:t>Resultado (snapshot 11/09/2026):</w:t>
       </w:r>
     </w:p>
     <w:p>
@@ -6783,8 +7071,6 @@
           <w:color w:val="000000" w:themeColor="text1"/>
         </w:rPr>
       </w:pPr>
-      <w:proofErr w:type="spellStart"/>
-      <w:proofErr w:type="spellEnd"/>
       <w:r>
         <w:rPr>
           <w:rFonts w:cs="Courier New"/>
@@ -6796,7 +7082,7 @@
           <w:rFonts w:cs="Courier New"/>
           <w:b/>
         </w:rPr>
-        <w:t xml:space="preserve">27,0 %</w:t>
+        <w:t>27,0 %</w:t>
       </w:r>
       <w:r>
         <w:rPr>
@@ -6809,7 +7095,7 @@
           <w:rFonts w:cs="Courier New"/>
           <w:b/>
         </w:rPr>
-        <w:t xml:space="preserve">mono-producto</w:t>
+        <w:t>mono-producto</w:t>
       </w:r>
       <w:r>
         <w:rPr>
@@ -6822,7 +7108,7 @@
           <w:rFonts w:cs="Courier New"/>
           <w:b/>
         </w:rPr>
-        <w:t xml:space="preserve">20,05 %</w:t>
+        <w:t>20,05 %</w:t>
       </w:r>
       <w:r>
         <w:rPr>
@@ -6848,7 +7134,7 @@
         <w:rPr>
           <w:rFonts w:cs="Courier New"/>
         </w:rPr>
-        <w:t xml:space="preserve">El valor del cliente crece con la vinculación: el patrimonio medio pasa de 5.142 € (0 productos) a 50.722 € (4 productos) y supera los 200.000 € a partir de 8 productos. El margen medio pasa de 53 € a 533 €.</w:t>
+        <w:t>El valor del cliente crece con la vinculación: el patrimonio medio pasa de 5.142 € (0 productos) a 50.722 € (4 productos) y supera los 200.000 € a partir de 8 productos. El margen medio pasa de 53 € a 533 €.</w:t>
       </w:r>
     </w:p>
     <w:p>
@@ -6867,6 +7153,7 @@
           <w:bCs/>
           <w:noProof/>
         </w:rPr>
+        <w:lastRenderedPageBreak/>
         <w:drawing>
           <wp:inline distT="0" distB="0" distL="0" distR="0" wp14:anchorId="15AAB3A6" wp14:editId="5A7DC1CF">
             <wp:extent cx="5947722" cy="2926080"/>
@@ -6883,7 +7170,7 @@
                     <pic:cNvPicPr/>
                   </pic:nvPicPr>
                   <pic:blipFill>
-                    <a:blip r:embed="rId8"/>
+                    <a:blip r:embed="rId11"/>
                     <a:stretch>
                       <a:fillRect/>
                     </a:stretch>
@@ -6919,7 +7206,7 @@
           <w:i/>
           <w:sz w:val="18"/>
         </w:rPr>
-        <w:t xml:space="preserve">Figura 2. Tabla agg_distribucion_productos en MySQL (phpMyAdmin): clientes, % de clientes, patrimonio y margen medio por nº de productos.</w:t>
+        <w:t>Figura 2. Tabla agg_distribucion_productos en MySQL (phpMyAdmin): clientes, % de clientes, patrimonio y margen medio por nº de productos.</w:t>
       </w:r>
     </w:p>
     <w:p>
@@ -6970,8 +7257,8 @@
         <w:tblLook w:val="04A0" w:firstRow="1" w:lastRow="0" w:firstColumn="1" w:lastColumn="0" w:noHBand="0" w:noVBand="1"/>
       </w:tblPr>
       <w:tblGrid>
-        <w:gridCol w:w="2041"/>
-        <w:gridCol w:w="7030"/>
+        <w:gridCol w:w="2072"/>
+        <w:gridCol w:w="6999"/>
       </w:tblGrid>
       <w:tr>
         <w:trPr>
@@ -7002,7 +7289,7 @@
                 <w:b/>
                 <w:sz w:val="19"/>
               </w:rPr>
-              <w:t xml:space="preserve">Ficha del KPI</w:t>
+              <w:t>Ficha del KPI</w:t>
             </w:r>
           </w:p>
         </w:tc>
@@ -7028,7 +7315,7 @@
                 <w:b/>
                 <w:sz w:val="19"/>
               </w:rPr>
-              <w:t xml:space="preserve">KPI_ENDEUDAMIENTO</w:t>
+              <w:t>KPI_ENDEUDAMIENTO</w:t>
             </w:r>
           </w:p>
         </w:tc>
@@ -7058,7 +7345,7 @@
                 <w:b/>
                 <w:sz w:val="19"/>
               </w:rPr>
-              <w:t xml:space="preserve">Nombre</w:t>
+              <w:t>Nombre</w:t>
             </w:r>
           </w:p>
         </w:tc>
@@ -7075,14 +7362,12 @@
                 <w:rFonts w:cs="Courier New"/>
               </w:rPr>
             </w:pPr>
-            <w:proofErr w:type="spellStart"/>
-            <w:proofErr w:type="spellEnd"/>
             <w:r>
               <w:rPr>
                 <w:rFonts w:cs="Courier New"/>
                 <w:sz w:val="19"/>
               </w:rPr>
-              <w:t xml:space="preserve">Ratio de endeudamiento</w:t>
+              <w:t>Ratio de endeudamiento</w:t>
             </w:r>
           </w:p>
         </w:tc>
@@ -7112,7 +7397,7 @@
                 <w:b/>
                 <w:sz w:val="19"/>
               </w:rPr>
-              <w:t xml:space="preserve">Descripción</w:t>
+              <w:t>Descripción</w:t>
             </w:r>
           </w:p>
         </w:tc>
@@ -7129,14 +7414,12 @@
                 <w:rFonts w:cs="Courier New"/>
               </w:rPr>
             </w:pPr>
-            <w:proofErr w:type="spellStart"/>
-            <w:proofErr w:type="spellEnd"/>
             <w:r>
               <w:rPr>
                 <w:rFonts w:cs="Courier New"/>
                 <w:sz w:val="19"/>
               </w:rPr>
-              <w:t xml:space="preserve">Nivel de apalancamiento del cliente respecto a su patrimonio en el banco; detecta clientes en riesgo de sobreendeudamiento.</w:t>
+              <w:t>Nivel de apalancamiento del cliente respecto a su patrimonio en el banco; detecta clientes en riesgo de sobreendeudamiento.</w:t>
             </w:r>
           </w:p>
         </w:tc>
@@ -7166,7 +7449,7 @@
                 <w:b/>
                 <w:sz w:val="19"/>
               </w:rPr>
-              <w:t xml:space="preserve">Fórmula</w:t>
+              <w:t>Fórmula</w:t>
             </w:r>
           </w:p>
         </w:tc>
@@ -7183,14 +7466,12 @@
                 <w:rFonts w:cs="Courier New"/>
               </w:rPr>
             </w:pPr>
-            <w:proofErr w:type="spellStart"/>
-            <w:proofErr w:type="spellEnd"/>
             <w:r>
               <w:rPr>
                 <w:rFonts w:cs="Courier New"/>
                 <w:sz w:val="19"/>
               </w:rPr>
-              <w:t xml:space="preserve">ratio = (credito_utilizado + revolving_utilizado + total_hipoteca) / total_patrimonio. KPI global: % de clientes con ratio &gt; 1.</w:t>
+              <w:t>ratio = (credito_utilizado + revolving_utilizado + total_hipoteca) / total_patrimonio. KPI global: % de clientes con ratio &gt; 1.</w:t>
             </w:r>
           </w:p>
         </w:tc>
@@ -7220,7 +7501,7 @@
                 <w:b/>
                 <w:sz w:val="19"/>
               </w:rPr>
-              <w:t xml:space="preserve">Fuente (DWH)</w:t>
+              <w:t>Fuente (DWH)</w:t>
             </w:r>
           </w:p>
         </w:tc>
@@ -7237,14 +7518,12 @@
                 <w:rFonts w:cs="Courier New"/>
               </w:rPr>
             </w:pPr>
-            <w:proofErr w:type="spellStart"/>
-            <w:proofErr w:type="spellEnd"/>
             <w:r>
               <w:rPr>
                 <w:rFonts w:cs="Courier New"/>
                 <w:sz w:val="19"/>
               </w:rPr>
-              <w:t xml:space="preserve">fact_cliente_snapshot (ratio por cliente) + dim_segmento</w:t>
+              <w:t>fact_cliente_snapshot (ratio por cliente) + dim_segmento</w:t>
             </w:r>
           </w:p>
         </w:tc>
@@ -7274,7 +7553,7 @@
                 <w:b/>
                 <w:sz w:val="19"/>
               </w:rPr>
-              <w:t xml:space="preserve">Unidad</w:t>
+              <w:t>Unidad</w:t>
             </w:r>
           </w:p>
         </w:tc>
@@ -7291,14 +7570,12 @@
                 <w:rFonts w:cs="Courier New"/>
               </w:rPr>
             </w:pPr>
-            <w:proofErr w:type="spellStart"/>
-            <w:proofErr w:type="spellEnd"/>
             <w:r>
               <w:rPr>
                 <w:rFonts w:cs="Courier New"/>
                 <w:sz w:val="19"/>
               </w:rPr>
-              <w:t xml:space="preserve">Ratio y %</w:t>
+              <w:t>Ratio y %</w:t>
             </w:r>
           </w:p>
         </w:tc>
@@ -7328,7 +7605,7 @@
                 <w:b/>
                 <w:sz w:val="19"/>
               </w:rPr>
-              <w:t xml:space="preserve">Frecuencia</w:t>
+              <w:t>Frecuencia</w:t>
             </w:r>
           </w:p>
         </w:tc>
@@ -7345,14 +7622,12 @@
                 <w:rFonts w:cs="Courier New"/>
               </w:rPr>
             </w:pPr>
-            <w:proofErr w:type="spellStart"/>
-            <w:proofErr w:type="spellEnd"/>
             <w:r>
               <w:rPr>
                 <w:rFonts w:cs="Courier New"/>
                 <w:sz w:val="19"/>
               </w:rPr>
-              <w:t xml:space="preserve">Mensual</w:t>
+              <w:t>Mensual</w:t>
             </w:r>
           </w:p>
         </w:tc>
@@ -7381,7 +7656,7 @@
                 <w:b/>
                 <w:sz w:val="19"/>
               </w:rPr>
-              <w:t xml:space="preserve">Objetivo del TFM</w:t>
+              <w:t>Objetivo del TFM</w:t>
             </w:r>
           </w:p>
         </w:tc>
@@ -7397,14 +7672,12 @@
                 <w:rFonts w:cs="Courier New"/>
               </w:rPr>
             </w:pPr>
-            <w:proofErr w:type="spellStart"/>
-            <w:proofErr w:type="spellEnd"/>
             <w:r>
               <w:rPr>
                 <w:rFonts w:cs="Courier New"/>
                 <w:sz w:val="19"/>
               </w:rPr>
-              <w:t xml:space="preserve">Objetivo 2: perfil financiero del cliente</w:t>
+              <w:t>Objetivo 2: perfil financiero del cliente</w:t>
             </w:r>
           </w:p>
         </w:tc>
@@ -7453,7 +7726,6 @@
         <w:rPr>
           <w:rFonts w:cs="Courier New"/>
         </w:rPr>
-        <w:lastRenderedPageBreak/>
         <w:t>ratio_endeudamiento</w:t>
       </w:r>
       <w:proofErr w:type="spellEnd"/>
@@ -7522,21 +7794,12 @@
           <w:rFonts w:cs="Courier New"/>
         </w:rPr>
       </w:pPr>
-      <w:proofErr w:type="spellStart"/>
-      <w:proofErr w:type="spellEnd"/>
-      <w:proofErr w:type="spellStart"/>
-      <w:proofErr w:type="spellEnd"/>
-      <w:proofErr w:type="spellStart"/>
-      <w:proofErr w:type="spellEnd"/>
-      <w:proofErr w:type="spellStart"/>
-      <w:proofErr w:type="spellEnd"/>
-      <w:proofErr w:type="gramStart"/>
-      <w:proofErr w:type="gramEnd"/>
-      <w:r>
-        <w:rPr>
-          <w:rFonts w:cs="Courier New"/>
-        </w:rPr>
-        <w:t xml:space="preserve">El ratio se calcula para cada cliente y se guarda en la tabla fact_cliente_snapshot, junto con deuda_total y nivel_riesgo_endeudamiento (Bajo ≤ 0,3; Moderado ≤ 0,6; Alto ≤ 1; Crítico &gt; 1; Sin patrimonio). Como KPI se registra el % de clientes en riesgo crítico (ratio &gt; 1), en total y por perfil de inversión, y la distribución de clientes por nivel de riesgo. Los umbrales son orientativos y pueden ajustarse.</w:t>
+      <w:r>
+        <w:rPr>
+          <w:rFonts w:cs="Courier New"/>
+        </w:rPr>
+        <w:lastRenderedPageBreak/>
+        <w:t>El ratio se calcula para cada cliente y se guarda en la tabla fact_cliente_snapshot, junto con deuda_total y nivel_riesgo_endeudamiento (Bajo ≤ 0,3; Moderado ≤ 0,6; Alto ≤ 1; Crítico &gt; 1; Sin patrimonio). Como KPI se registra el % de clientes en riesgo crítico (ratio &gt; 1), en total y por perfil de inversión, y la distribución de clientes por nivel de riesgo. Los umbrales son orientativos y pueden ajustarse.</w:t>
       </w:r>
     </w:p>
     <w:p>
@@ -7548,16 +7811,12 @@
           <w:rFonts w:cs="Courier New"/>
         </w:rPr>
       </w:pPr>
-      <w:proofErr w:type="spellStart"/>
-      <w:proofErr w:type="spellEnd"/>
-      <w:proofErr w:type="gramStart"/>
-      <w:proofErr w:type="gramEnd"/>
       <w:r>
         <w:rPr>
           <w:rFonts w:cs="Courier New"/>
           <w:b/>
         </w:rPr>
-        <w:t xml:space="preserve">Resultado (snapshot 11/09/2026):</w:t>
+        <w:t>Resultado (snapshot 11/09/2026):</w:t>
       </w:r>
     </w:p>
     <w:p>
@@ -7573,14 +7832,12 @@
           <w:color w:val="000000" w:themeColor="text1"/>
         </w:rPr>
       </w:pPr>
-      <w:proofErr w:type="gramStart"/>
-      <w:proofErr w:type="gramEnd"/>
       <w:r>
         <w:rPr>
           <w:rFonts w:cs="Courier New"/>
           <w:b/>
         </w:rPr>
-        <w:t xml:space="preserve">1.425 clientes (14,5 %)</w:t>
+        <w:t>1.425 clientes (14,5 %)</w:t>
       </w:r>
       <w:r>
         <w:rPr>
@@ -7593,13 +7850,13 @@
           <w:rFonts w:cs="Courier New"/>
           <w:b/>
         </w:rPr>
-        <w:t xml:space="preserve">crítico</w:t>
-      </w:r>
-      <w:r>
-        <w:rPr>
-          <w:rFonts w:cs="Courier New"/>
-        </w:rPr>
-        <w:t xml:space="preserve">: su deuda supera su patrimonio en el banco. Otros 347 clientes no tienen patrimonio y no se puede calcular su ratio.</w:t>
+        <w:t>crítico</w:t>
+      </w:r>
+      <w:r>
+        <w:rPr>
+          <w:rFonts w:cs="Courier New"/>
+        </w:rPr>
+        <w:t>: su deuda supera su patrimonio en el banco. Otros 347 clientes no tienen patrimonio y no se puede calcular su ratio.</w:t>
       </w:r>
     </w:p>
     <w:p>
@@ -7619,7 +7876,7 @@
         <w:rPr>
           <w:rFonts w:cs="Courier New"/>
         </w:rPr>
-        <w:t xml:space="preserve">Por perfil: Pensionado 16,7 %, Conservador 8,3 %, Juvenil 0 %.</w:t>
+        <w:t>Por perfil: Pensionado 16,7 %, Conservador 8,3 %, Juvenil 0 %.</w:t>
       </w:r>
     </w:p>
     <w:p>
@@ -7635,13 +7892,11 @@
           <w:color w:val="000000" w:themeColor="text1"/>
         </w:rPr>
       </w:pPr>
-      <w:proofErr w:type="gramStart"/>
-      <w:proofErr w:type="gramEnd"/>
-      <w:r>
-        <w:rPr>
-          <w:rFonts w:cs="Courier New"/>
-        </w:rPr>
-        <w:t xml:space="preserve">El ratio mediano entre los clientes con deuda es 17,3, porque casi toda la deuda es hipotecaria.</w:t>
+      <w:r>
+        <w:rPr>
+          <w:rFonts w:cs="Courier New"/>
+        </w:rPr>
+        <w:t>El ratio mediano entre los clientes con deuda es 17,3, porque casi toda la deuda es hipotecaria.</w:t>
       </w:r>
     </w:p>
     <w:p>
@@ -7656,7 +7911,7 @@
         <w:rPr>
           <w:rFonts w:cs="Courier New"/>
         </w:rPr>
-        <w:t xml:space="preserve">Para qué sirve en la práctica:</w:t>
+        <w:t>Para qué sirve en la práctica:</w:t>
       </w:r>
     </w:p>
     <w:p>
@@ -7724,7 +7979,7 @@
                     <pic:cNvPicPr/>
                   </pic:nvPicPr>
                   <pic:blipFill>
-                    <a:blip r:embed="rId9"/>
+                    <a:blip r:embed="rId12"/>
                     <a:stretch>
                       <a:fillRect/>
                     </a:stretch>
@@ -7760,7 +8015,7 @@
           <w:i/>
           <w:sz w:val="18"/>
         </w:rPr>
-        <w:t xml:space="preserve">Figura 3. Tabla fact_cliente_snapshot en MySQL: deuda_total, ratio_endeudamiento y nivel_riesgo_endeudamiento calculados por cliente.</w:t>
+        <w:t>Figura 3. Tabla fact_cliente_snapshot en MySQL: deuda_total, ratio_endeudamiento y nivel_riesgo_endeudamiento calculados por cliente.</w:t>
       </w:r>
     </w:p>
     <w:p>
@@ -7802,6 +8057,7 @@
           <w:bCs/>
           <w:color w:val="0070C0"/>
         </w:rPr>
+        <w:lastRenderedPageBreak/>
         <w:t>KPI_POR_NIVEL_RENTA</w:t>
       </w:r>
     </w:p>
@@ -7827,8 +8083,8 @@
         <w:tblLook w:val="04A0" w:firstRow="1" w:lastRow="0" w:firstColumn="1" w:lastColumn="0" w:noHBand="0" w:noVBand="1"/>
       </w:tblPr>
       <w:tblGrid>
-        <w:gridCol w:w="2041"/>
-        <w:gridCol w:w="7030"/>
+        <w:gridCol w:w="2072"/>
+        <w:gridCol w:w="6999"/>
       </w:tblGrid>
       <w:tr>
         <w:trPr>
@@ -7859,7 +8115,7 @@
                 <w:b/>
                 <w:sz w:val="19"/>
               </w:rPr>
-              <w:t xml:space="preserve">Ficha del KPI</w:t>
+              <w:t>Ficha del KPI</w:t>
             </w:r>
           </w:p>
         </w:tc>
@@ -7885,7 +8141,7 @@
                 <w:b/>
                 <w:sz w:val="19"/>
               </w:rPr>
-              <w:t xml:space="preserve">KPI_POR_NIVEL_RENTA</w:t>
+              <w:t>KPI_POR_NIVEL_RENTA</w:t>
             </w:r>
           </w:p>
         </w:tc>
@@ -7915,7 +8171,7 @@
                 <w:b/>
                 <w:sz w:val="19"/>
               </w:rPr>
-              <w:t xml:space="preserve">Nombre</w:t>
+              <w:t>Nombre</w:t>
             </w:r>
           </w:p>
         </w:tc>
@@ -7932,14 +8188,12 @@
                 <w:rFonts w:cs="Courier New"/>
               </w:rPr>
             </w:pPr>
-            <w:proofErr w:type="spellStart"/>
-            <w:proofErr w:type="spellEnd"/>
             <w:r>
               <w:rPr>
                 <w:rFonts w:cs="Courier New"/>
                 <w:sz w:val="19"/>
               </w:rPr>
-              <w:t xml:space="preserve">Cartera por nivel de renta</w:t>
+              <w:t>Cartera por nivel de renta</w:t>
             </w:r>
           </w:p>
         </w:tc>
@@ -7969,7 +8223,7 @@
                 <w:b/>
                 <w:sz w:val="19"/>
               </w:rPr>
-              <w:t xml:space="preserve">Descripción</w:t>
+              <w:t>Descripción</w:t>
             </w:r>
           </w:p>
         </w:tc>
@@ -7986,14 +8240,12 @@
                 <w:rFonts w:cs="Courier New"/>
               </w:rPr>
             </w:pPr>
-            <w:proofErr w:type="spellStart"/>
-            <w:proofErr w:type="spellEnd"/>
             <w:r>
               <w:rPr>
                 <w:rFonts w:cs="Courier New"/>
                 <w:sz w:val="19"/>
               </w:rPr>
-              <w:t xml:space="preserve">Concentración, rentabilidad, vinculación e inversión de la cartera según el nivel socioeconómico.</w:t>
+              <w:t>Concentración, rentabilidad, vinculación e inversión de la cartera según el nivel socioeconómico.</w:t>
             </w:r>
           </w:p>
         </w:tc>
@@ -8023,7 +8275,7 @@
                 <w:b/>
                 <w:sz w:val="19"/>
               </w:rPr>
-              <w:t xml:space="preserve">Fórmula</w:t>
+              <w:t>Fórmula</w:t>
             </w:r>
           </w:p>
         </w:tc>
@@ -8040,14 +8292,12 @@
                 <w:rFonts w:cs="Courier New"/>
               </w:rPr>
             </w:pPr>
-            <w:proofErr w:type="spellStart"/>
-            <w:proofErr w:type="spellEnd"/>
             <w:r>
               <w:rPr>
                 <w:rFonts w:cs="Courier New"/>
                 <w:sz w:val="19"/>
               </w:rPr>
-              <w:t xml:space="preserve">Por nivel de renta (nivren: Sin datos, Bajo … Alto): nº y % de clientes, patrimonio medio, margen medio, productos medios y % de clientes con inversión.</w:t>
+              <w:t>Por nivel de renta (nivren: Sin datos, Bajo … Alto): nº y % de clientes, patrimonio medio, margen medio, productos medios y % de clientes con inversión.</w:t>
             </w:r>
           </w:p>
         </w:tc>
@@ -8077,7 +8327,7 @@
                 <w:b/>
                 <w:sz w:val="19"/>
               </w:rPr>
-              <w:t xml:space="preserve">Fuente (DWH)</w:t>
+              <w:t>Fuente (DWH)</w:t>
             </w:r>
           </w:p>
         </w:tc>
@@ -8094,14 +8344,12 @@
                 <w:rFonts w:cs="Courier New"/>
               </w:rPr>
             </w:pPr>
-            <w:proofErr w:type="spellStart"/>
-            <w:proofErr w:type="spellEnd"/>
             <w:r>
               <w:rPr>
                 <w:rFonts w:cs="Courier New"/>
                 <w:sz w:val="19"/>
               </w:rPr>
-              <w:t xml:space="preserve">agg_nivel_renta</w:t>
+              <w:t>agg_nivel_renta</w:t>
             </w:r>
           </w:p>
         </w:tc>
@@ -8131,7 +8379,7 @@
                 <w:b/>
                 <w:sz w:val="19"/>
               </w:rPr>
-              <w:t xml:space="preserve">Unidad</w:t>
+              <w:t>Unidad</w:t>
             </w:r>
           </w:p>
         </w:tc>
@@ -8148,14 +8396,12 @@
                 <w:rFonts w:cs="Courier New"/>
               </w:rPr>
             </w:pPr>
-            <w:proofErr w:type="spellStart"/>
-            <w:proofErr w:type="spellEnd"/>
             <w:r>
               <w:rPr>
                 <w:rFonts w:cs="Courier New"/>
                 <w:sz w:val="19"/>
               </w:rPr>
-              <w:t xml:space="preserve">Clientes, %, € y nº de productos</w:t>
+              <w:t>Clientes, %, € y nº de productos</w:t>
             </w:r>
           </w:p>
         </w:tc>
@@ -8185,7 +8431,7 @@
                 <w:b/>
                 <w:sz w:val="19"/>
               </w:rPr>
-              <w:t xml:space="preserve">Frecuencia</w:t>
+              <w:t>Frecuencia</w:t>
             </w:r>
           </w:p>
         </w:tc>
@@ -8202,14 +8448,12 @@
                 <w:rFonts w:cs="Courier New"/>
               </w:rPr>
             </w:pPr>
-            <w:proofErr w:type="spellStart"/>
-            <w:proofErr w:type="spellEnd"/>
             <w:r>
               <w:rPr>
                 <w:rFonts w:cs="Courier New"/>
                 <w:sz w:val="19"/>
               </w:rPr>
-              <w:t xml:space="preserve">Mensual</w:t>
+              <w:t>Mensual</w:t>
             </w:r>
           </w:p>
         </w:tc>
@@ -8238,7 +8482,7 @@
                 <w:b/>
                 <w:sz w:val="19"/>
               </w:rPr>
-              <w:t xml:space="preserve">Objetivo del TFM</w:t>
+              <w:t>Objetivo del TFM</w:t>
             </w:r>
           </w:p>
         </w:tc>
@@ -8254,14 +8498,12 @@
                 <w:rFonts w:cs="Courier New"/>
               </w:rPr>
             </w:pPr>
-            <w:proofErr w:type="spellStart"/>
-            <w:proofErr w:type="spellEnd"/>
             <w:r>
               <w:rPr>
                 <w:rFonts w:cs="Courier New"/>
                 <w:sz w:val="19"/>
               </w:rPr>
-              <w:t xml:space="preserve">Objetivo 2: perfil y necesidades del cliente</w:t>
+              <w:t>Objetivo 2: perfil y necesidades del cliente</w:t>
             </w:r>
           </w:p>
         </w:tc>
@@ -8310,7 +8552,7 @@
         <w:rPr>
           <w:rFonts w:asciiTheme="minorHAnsi" w:hAnsiTheme="minorHAnsi"/>
         </w:rPr>
-        <w:t xml:space="preserve">Permite identificar cómo se comporta la cartera de clientes según su nivel socioeconómico (renta), cruzando ese perfil con patrimonio, rentabilidad y vinculación. En concreto, sirve para analizar:</w:t>
+        <w:t>Permite identificar cómo se comporta la cartera de clientes según su nivel socioeconómico (renta), cruzando ese perfil con patrimonio, rentabilidad y vinculación. En concreto, sirve para analizar:</w:t>
       </w:r>
     </w:p>
     <w:p>
@@ -8420,7 +8662,7 @@
           <w:rFonts w:cs="Courier New"/>
           <w:b/>
         </w:rPr>
-        <w:t xml:space="preserve">Resultado (snapshot 11/09/2026):</w:t>
+        <w:t>Resultado (snapshot 11/09/2026):</w:t>
       </w:r>
     </w:p>
     <w:p>
@@ -8447,7 +8689,7 @@
           <w:rFonts w:cs="Courier New"/>
           <w:b/>
         </w:rPr>
-        <w:t xml:space="preserve">72,9 %</w:t>
+        <w:t>72,9 %</w:t>
       </w:r>
       <w:r>
         <w:rPr>
@@ -8480,13 +8722,13 @@
           <w:rFonts w:cs="Courier New"/>
           <w:b/>
         </w:rPr>
-        <w:t xml:space="preserve">321 €</w:t>
-      </w:r>
-      <w:r>
-        <w:rPr>
-          <w:rFonts w:cs="Courier New"/>
-        </w:rPr>
-        <w:t xml:space="preserve">, 3,5 productos por cliente y un 62,0 % de clientes con inversión.</w:t>
+        <w:t>321 €</w:t>
+      </w:r>
+      <w:r>
+        <w:rPr>
+          <w:rFonts w:cs="Courier New"/>
+        </w:rPr>
+        <w:t>, 3,5 productos por cliente y un 62,0 % de clientes con inversión.</w:t>
       </w:r>
     </w:p>
     <w:p>
@@ -8506,20 +8748,20 @@
         <w:rPr>
           <w:rFonts w:cs="Courier New"/>
         </w:rPr>
-        <w:t xml:space="preserve">Oportunidad de venta cruzada: el nivel Alto tiene el mayor margen medio (</w:t>
+        <w:t>Oportunidad de venta cruzada: el nivel Alto tiene el mayor margen medio (</w:t>
       </w:r>
       <w:r>
         <w:rPr>
           <w:rFonts w:cs="Courier New"/>
           <w:b/>
         </w:rPr>
-        <w:t xml:space="preserve">563 €</w:t>
-      </w:r>
-      <w:r>
-        <w:rPr>
-          <w:rFonts w:cs="Courier New"/>
-        </w:rPr>
-        <w:t xml:space="preserve">), pero menos productos (2,7) y menos inversión (41,5 %) que el Medio-Alto, por lo que tiene recorrido para productos de inversión.</w:t>
+        <w:t>563 €</w:t>
+      </w:r>
+      <w:r>
+        <w:rPr>
+          <w:rFonts w:cs="Courier New"/>
+        </w:rPr>
+        <w:t>), pero menos productos (2,7) y menos inversión (41,5 %) que el Medio-Alto, por lo que tiene recorrido para productos de inversión.</w:t>
       </w:r>
     </w:p>
     <w:p>
@@ -8535,6 +8777,7 @@
           <w:rFonts w:cs="Courier New"/>
           <w:noProof/>
         </w:rPr>
+        <w:lastRenderedPageBreak/>
         <w:drawing>
           <wp:inline distT="0" distB="0" distL="0" distR="0" wp14:anchorId="342F9349" wp14:editId="5DE0B63F">
             <wp:extent cx="5612130" cy="1891030"/>
@@ -8551,7 +8794,7 @@
                     <pic:cNvPicPr/>
                   </pic:nvPicPr>
                   <pic:blipFill>
-                    <a:blip r:embed="rId10"/>
+                    <a:blip r:embed="rId13"/>
                     <a:stretch>
                       <a:fillRect/>
                     </a:stretch>
@@ -8587,7 +8830,7 @@
           <w:i/>
           <w:sz w:val="18"/>
         </w:rPr>
-        <w:t xml:space="preserve">Figura 4. Tabla agg_nivel_renta en MySQL: clientes, patrimonio, margen, productos e inversión por nivel de renta.</w:t>
+        <w:t>Figura 4. Tabla agg_nivel_renta en MySQL: clientes, patrimonio, margen, productos e inversión por nivel de renta.</w:t>
       </w:r>
     </w:p>
     <w:p>
@@ -8638,8 +8881,8 @@
         <w:tblLook w:val="04A0" w:firstRow="1" w:lastRow="0" w:firstColumn="1" w:lastColumn="0" w:noHBand="0" w:noVBand="1"/>
       </w:tblPr>
       <w:tblGrid>
-        <w:gridCol w:w="2041"/>
-        <w:gridCol w:w="7030"/>
+        <w:gridCol w:w="2072"/>
+        <w:gridCol w:w="6999"/>
       </w:tblGrid>
       <w:tr>
         <w:trPr>
@@ -8670,7 +8913,7 @@
                 <w:b/>
                 <w:sz w:val="19"/>
               </w:rPr>
-              <w:t xml:space="preserve">Ficha del KPI</w:t>
+              <w:t>Ficha del KPI</w:t>
             </w:r>
           </w:p>
         </w:tc>
@@ -8696,7 +8939,7 @@
                 <w:b/>
                 <w:sz w:val="19"/>
               </w:rPr>
-              <w:t xml:space="preserve">KPI_POR_SEGMENTO</w:t>
+              <w:t>KPI_POR_SEGMENTO</w:t>
             </w:r>
           </w:p>
         </w:tc>
@@ -8726,7 +8969,7 @@
                 <w:b/>
                 <w:sz w:val="19"/>
               </w:rPr>
-              <w:t xml:space="preserve">Nombre</w:t>
+              <w:t>Nombre</w:t>
             </w:r>
           </w:p>
         </w:tc>
@@ -8743,14 +8986,12 @@
                 <w:rFonts w:cs="Courier New"/>
               </w:rPr>
             </w:pPr>
-            <w:proofErr w:type="spellStart"/>
-            <w:proofErr w:type="spellEnd"/>
             <w:r>
               <w:rPr>
                 <w:rFonts w:cs="Courier New"/>
                 <w:sz w:val="19"/>
               </w:rPr>
-              <w:t xml:space="preserve">Comparativa de perfiles de inversión</w:t>
+              <w:t>Comparativa de perfiles de inversión</w:t>
             </w:r>
           </w:p>
         </w:tc>
@@ -8780,7 +9021,7 @@
                 <w:b/>
                 <w:sz w:val="19"/>
               </w:rPr>
-              <w:t xml:space="preserve">Descripción</w:t>
+              <w:t>Descripción</w:t>
             </w:r>
           </w:p>
         </w:tc>
@@ -8797,14 +9038,12 @@
                 <w:rFonts w:cs="Courier New"/>
               </w:rPr>
             </w:pPr>
-            <w:proofErr w:type="spellStart"/>
-            <w:proofErr w:type="spellEnd"/>
             <w:r>
               <w:rPr>
                 <w:rFonts w:cs="Courier New"/>
                 <w:sz w:val="19"/>
               </w:rPr>
-              <w:t xml:space="preserve">Compara los perfiles Juvenil, Conservador y Pensionado en tamaño, patrimonio, margen, vinculación e inversión.</w:t>
+              <w:t>Compara los perfiles Juvenil, Conservador y Pensionado en tamaño, patrimonio, margen, vinculación e inversión.</w:t>
             </w:r>
           </w:p>
         </w:tc>
@@ -8834,7 +9073,7 @@
                 <w:b/>
                 <w:sz w:val="19"/>
               </w:rPr>
-              <w:t xml:space="preserve">Fórmula</w:t>
+              <w:t>Fórmula</w:t>
             </w:r>
           </w:p>
         </w:tc>
@@ -8851,14 +9090,12 @@
                 <w:rFonts w:cs="Courier New"/>
               </w:rPr>
             </w:pPr>
-            <w:proofErr w:type="spellStart"/>
-            <w:proofErr w:type="spellEnd"/>
             <w:r>
               <w:rPr>
                 <w:rFonts w:cs="Courier New"/>
                 <w:sz w:val="19"/>
               </w:rPr>
-              <w:t xml:space="preserve">Por tipo_inversion: nº y % de clientes, patrimonio medio, margen medio, % del margen total, productos medios, % con inversión y clientes sin inversión (mercado potencial).</w:t>
+              <w:t>Por tipo_inversion: nº y % de clientes, patrimonio medio, margen medio, % del margen total, productos medios, % con inversión y clientes sin inversión (mercado potencial).</w:t>
             </w:r>
           </w:p>
         </w:tc>
@@ -8888,7 +9125,7 @@
                 <w:b/>
                 <w:sz w:val="19"/>
               </w:rPr>
-              <w:t xml:space="preserve">Fuente (DWH)</w:t>
+              <w:t>Fuente (DWH)</w:t>
             </w:r>
           </w:p>
         </w:tc>
@@ -8905,14 +9142,12 @@
                 <w:rFonts w:cs="Courier New"/>
               </w:rPr>
             </w:pPr>
-            <w:proofErr w:type="spellStart"/>
-            <w:proofErr w:type="spellEnd"/>
             <w:r>
               <w:rPr>
                 <w:rFonts w:cs="Courier New"/>
                 <w:sz w:val="19"/>
               </w:rPr>
-              <w:t xml:space="preserve">agg_segmento + dim_segmento</w:t>
+              <w:t>agg_segmento + dim_segmento</w:t>
             </w:r>
           </w:p>
         </w:tc>
@@ -8942,7 +9177,7 @@
                 <w:b/>
                 <w:sz w:val="19"/>
               </w:rPr>
-              <w:t xml:space="preserve">Unidad</w:t>
+              <w:t>Unidad</w:t>
             </w:r>
           </w:p>
         </w:tc>
@@ -8959,14 +9194,12 @@
                 <w:rFonts w:cs="Courier New"/>
               </w:rPr>
             </w:pPr>
-            <w:proofErr w:type="spellStart"/>
-            <w:proofErr w:type="spellEnd"/>
             <w:r>
               <w:rPr>
                 <w:rFonts w:cs="Courier New"/>
                 <w:sz w:val="19"/>
               </w:rPr>
-              <w:t xml:space="preserve">Clientes, % y €</w:t>
+              <w:t>Clientes, % y €</w:t>
             </w:r>
           </w:p>
         </w:tc>
@@ -8996,7 +9229,7 @@
                 <w:b/>
                 <w:sz w:val="19"/>
               </w:rPr>
-              <w:t xml:space="preserve">Frecuencia</w:t>
+              <w:t>Frecuencia</w:t>
             </w:r>
           </w:p>
         </w:tc>
@@ -9013,14 +9246,12 @@
                 <w:rFonts w:cs="Courier New"/>
               </w:rPr>
             </w:pPr>
-            <w:proofErr w:type="spellStart"/>
-            <w:proofErr w:type="spellEnd"/>
             <w:r>
               <w:rPr>
                 <w:rFonts w:cs="Courier New"/>
                 <w:sz w:val="19"/>
               </w:rPr>
-              <w:t xml:space="preserve">Mensual</w:t>
+              <w:t>Mensual</w:t>
             </w:r>
           </w:p>
         </w:tc>
@@ -9049,7 +9280,7 @@
                 <w:b/>
                 <w:sz w:val="19"/>
               </w:rPr>
-              <w:t xml:space="preserve">Objetivo del TFM</w:t>
+              <w:t>Objetivo del TFM</w:t>
             </w:r>
           </w:p>
         </w:tc>
@@ -9065,14 +9296,12 @@
                 <w:rFonts w:cs="Courier New"/>
               </w:rPr>
             </w:pPr>
-            <w:proofErr w:type="spellStart"/>
-            <w:proofErr w:type="spellEnd"/>
             <w:r>
               <w:rPr>
                 <w:rFonts w:cs="Courier New"/>
                 <w:sz w:val="19"/>
               </w:rPr>
-              <w:t xml:space="preserve">Objetivos 2 y 3: productos de inversión por edad</w:t>
+              <w:t>Objetivos 2 y 3: productos de inversión por edad</w:t>
             </w:r>
           </w:p>
         </w:tc>
@@ -9113,13 +9342,13 @@
           <w:rFonts w:cs="Courier New"/>
           <w:b/>
         </w:rPr>
-        <w:t xml:space="preserve">Juvenil</w:t>
-      </w:r>
-      <w:r>
-        <w:rPr>
-          <w:rFonts w:cs="Courier New"/>
-        </w:rPr>
-        <w:t xml:space="preserve">: inversión para estudios</w:t>
+        <w:t>Juvenil</w:t>
+      </w:r>
+      <w:r>
+        <w:rPr>
+          <w:rFonts w:cs="Courier New"/>
+        </w:rPr>
+        <w:t>: inversión para estudios</w:t>
       </w:r>
     </w:p>
     <w:p>
@@ -9140,13 +9369,13 @@
           <w:rFonts w:cs="Courier New"/>
           <w:b/>
         </w:rPr>
-        <w:t xml:space="preserve">Conservador</w:t>
-      </w:r>
-      <w:r>
-        <w:rPr>
-          <w:rFonts w:cs="Courier New"/>
-        </w:rPr>
-        <w:t xml:space="preserve">: inversión para la primera vivienda</w:t>
+        <w:t>Conservador</w:t>
+      </w:r>
+      <w:r>
+        <w:rPr>
+          <w:rFonts w:cs="Courier New"/>
+        </w:rPr>
+        <w:t>: inversión para la primera vivienda</w:t>
       </w:r>
     </w:p>
     <w:p>
@@ -9167,13 +9396,13 @@
           <w:rFonts w:cs="Courier New"/>
           <w:b/>
         </w:rPr>
-        <w:t xml:space="preserve">Pensionado</w:t>
-      </w:r>
-      <w:r>
-        <w:rPr>
-          <w:rFonts w:cs="Courier New"/>
-        </w:rPr>
-        <w:t xml:space="preserve">: inversión para la jubilación</w:t>
+        <w:t>Pensionado</w:t>
+      </w:r>
+      <w:r>
+        <w:rPr>
+          <w:rFonts w:cs="Courier New"/>
+        </w:rPr>
+        <w:t>: inversión para la jubilación</w:t>
       </w:r>
     </w:p>
     <w:p>
@@ -9196,16 +9425,13 @@
           <w:rFonts w:cs="Courier New"/>
         </w:rPr>
       </w:pPr>
-      <w:proofErr w:type="spellStart"/>
-      <w:proofErr w:type="spellEnd"/>
-      <w:proofErr w:type="gramStart"/>
-      <w:proofErr w:type="gramEnd"/>
       <w:r>
         <w:rPr>
           <w:rFonts w:cs="Courier New"/>
           <w:b/>
         </w:rPr>
-        <w:t xml:space="preserve">Resultado (snapshot 11/09/2026):</w:t>
+        <w:lastRenderedPageBreak/>
+        <w:t>Resultado (snapshot 11/09/2026):</w:t>
       </w:r>
     </w:p>
     <w:p>
@@ -9221,16 +9447,12 @@
           <w:color w:val="000000" w:themeColor="text1"/>
         </w:rPr>
       </w:pPr>
-      <w:proofErr w:type="gramStart"/>
-      <w:proofErr w:type="gramEnd"/>
-      <w:proofErr w:type="gramStart"/>
-      <w:proofErr w:type="gramEnd"/>
       <w:r>
         <w:rPr>
           <w:rFonts w:cs="Courier New"/>
           <w:b/>
         </w:rPr>
-        <w:t xml:space="preserve">Pensionado:</w:t>
+        <w:t>Pensionado:</w:t>
       </w:r>
       <w:r>
         <w:rPr>
@@ -9243,13 +9465,13 @@
           <w:rFonts w:cs="Courier New"/>
           <w:b/>
         </w:rPr>
-        <w:t xml:space="preserve">95,5 % del margen comercial</w:t>
-      </w:r>
-      <w:r>
-        <w:rPr>
-          <w:rFonts w:cs="Courier New"/>
-        </w:rPr>
-        <w:t xml:space="preserve">. Es el perfil a retener; aun así, 5.135 clientes todavía no invierten (mercado del producto de jubilación).</w:t>
+        <w:t>95,5 % del margen comercial</w:t>
+      </w:r>
+      <w:r>
+        <w:rPr>
+          <w:rFonts w:cs="Courier New"/>
+        </w:rPr>
+        <w:t>. Es el perfil a retener; aun así, 5.135 clientes todavía no invierten (mercado del producto de jubilación).</w:t>
       </w:r>
     </w:p>
     <w:p>
@@ -9265,14 +9487,12 @@
           <w:color w:val="000000" w:themeColor="text1"/>
         </w:rPr>
       </w:pPr>
-      <w:proofErr w:type="gramStart"/>
-      <w:proofErr w:type="gramEnd"/>
       <w:r>
         <w:rPr>
           <w:rFonts w:cs="Courier New"/>
           <w:b/>
         </w:rPr>
-        <w:t xml:space="preserve">Conservador:</w:t>
+        <w:t>Conservador:</w:t>
       </w:r>
       <w:r>
         <w:rPr>
@@ -9294,14 +9514,12 @@
           <w:color w:val="000000" w:themeColor="text1"/>
         </w:rPr>
       </w:pPr>
-      <w:proofErr w:type="gramStart"/>
-      <w:proofErr w:type="gramEnd"/>
       <w:r>
         <w:rPr>
           <w:rFonts w:cs="Courier New"/>
           <w:b/>
         </w:rPr>
-        <w:t xml:space="preserve">Juvenil:</w:t>
+        <w:t>Juvenil:</w:t>
       </w:r>
       <w:r>
         <w:rPr>
@@ -9366,7 +9584,7 @@
                     <pic:cNvPicPr/>
                   </pic:nvPicPr>
                   <pic:blipFill>
-                    <a:blip r:embed="rId11"/>
+                    <a:blip r:embed="rId14"/>
                     <a:stretch>
                       <a:fillRect/>
                     </a:stretch>
@@ -9402,7 +9620,7 @@
           <w:i/>
           <w:sz w:val="18"/>
         </w:rPr>
-        <w:t xml:space="preserve">Figura 5. Tabla agg_segmento en MySQL: indicadores por perfil de inversión (Juvenil, Conservador, Pensionado).</w:t>
+        <w:t>Figura 5. Tabla agg_segmento en MySQL: indicadores por perfil de inversión (Juvenil, Conservador, Pensionado).</w:t>
       </w:r>
     </w:p>
     <w:p>
@@ -9440,6 +9658,7 @@
           <w:bCs/>
           <w:color w:val="0F9ED5" w:themeColor="accent4"/>
         </w:rPr>
+        <w:lastRenderedPageBreak/>
         <w:t>KPI_PENETRACION_PRODUCTO</w:t>
       </w:r>
     </w:p>
@@ -9465,8 +9684,8 @@
         <w:tblLook w:val="04A0" w:firstRow="1" w:lastRow="0" w:firstColumn="1" w:lastColumn="0" w:noHBand="0" w:noVBand="1"/>
       </w:tblPr>
       <w:tblGrid>
-        <w:gridCol w:w="2041"/>
-        <w:gridCol w:w="7030"/>
+        <w:gridCol w:w="2070"/>
+        <w:gridCol w:w="7001"/>
       </w:tblGrid>
       <w:tr>
         <w:trPr>
@@ -9497,7 +9716,7 @@
                 <w:b/>
                 <w:sz w:val="19"/>
               </w:rPr>
-              <w:t xml:space="preserve">Ficha del KPI</w:t>
+              <w:t>Ficha del KPI</w:t>
             </w:r>
           </w:p>
         </w:tc>
@@ -9523,7 +9742,7 @@
                 <w:b/>
                 <w:sz w:val="19"/>
               </w:rPr>
-              <w:t xml:space="preserve">KPI_PENETRACION_PRODUCTO</w:t>
+              <w:t>KPI_PENETRACION_PRODUCTO</w:t>
             </w:r>
           </w:p>
         </w:tc>
@@ -9553,7 +9772,7 @@
                 <w:b/>
                 <w:sz w:val="19"/>
               </w:rPr>
-              <w:t xml:space="preserve">Nombre</w:t>
+              <w:t>Nombre</w:t>
             </w:r>
           </w:p>
         </w:tc>
@@ -9570,14 +9789,12 @@
                 <w:rFonts w:cs="Courier New"/>
               </w:rPr>
             </w:pPr>
-            <w:proofErr w:type="spellStart"/>
-            <w:proofErr w:type="spellEnd"/>
             <w:r>
               <w:rPr>
                 <w:rFonts w:cs="Courier New"/>
                 <w:sz w:val="19"/>
               </w:rPr>
-              <w:t xml:space="preserve">Penetración de producto</w:t>
+              <w:t>Penetración de producto</w:t>
             </w:r>
           </w:p>
         </w:tc>
@@ -9607,7 +9824,7 @@
                 <w:b/>
                 <w:sz w:val="19"/>
               </w:rPr>
-              <w:t xml:space="preserve">Descripción</w:t>
+              <w:t>Descripción</w:t>
             </w:r>
           </w:p>
         </w:tc>
@@ -9624,14 +9841,12 @@
                 <w:rFonts w:cs="Courier New"/>
               </w:rPr>
             </w:pPr>
-            <w:proofErr w:type="spellStart"/>
-            <w:proofErr w:type="spellEnd"/>
             <w:r>
               <w:rPr>
                 <w:rFonts w:cs="Courier New"/>
                 <w:sz w:val="19"/>
               </w:rPr>
-              <w:t xml:space="preserve">Grado de adopción de cada producto y de cada categoría sobre el total de clientes.</w:t>
+              <w:t>Grado de adopción de cada producto y de cada categoría sobre el total de clientes.</w:t>
             </w:r>
           </w:p>
         </w:tc>
@@ -9661,7 +9876,7 @@
                 <w:b/>
                 <w:sz w:val="19"/>
               </w:rPr>
-              <w:t xml:space="preserve">Fórmula</w:t>
+              <w:t>Fórmula</w:t>
             </w:r>
           </w:p>
         </w:tc>
@@ -9678,14 +9893,12 @@
                 <w:rFonts w:cs="Courier New"/>
               </w:rPr>
             </w:pPr>
-            <w:proofErr w:type="spellStart"/>
-            <w:proofErr w:type="spellEnd"/>
             <w:r>
               <w:rPr>
                 <w:rFonts w:cs="Courier New"/>
                 <w:sz w:val="19"/>
               </w:rPr>
-              <w:t xml:space="preserve">pct_penetracion = clientes_con_producto / total_clientes × 100, por producto y por categoría (cada cliente cuenta una vez por categoría).</w:t>
+              <w:t>pct_penetracion = clientes_con_producto / total_clientes × 100, por producto y por categoría (cada cliente cuenta una vez por categoría).</w:t>
             </w:r>
           </w:p>
         </w:tc>
@@ -9715,7 +9928,7 @@
                 <w:b/>
                 <w:sz w:val="19"/>
               </w:rPr>
-              <w:t xml:space="preserve">Fuente (DWH)</w:t>
+              <w:t>Fuente (DWH)</w:t>
             </w:r>
           </w:p>
         </w:tc>
@@ -9732,14 +9945,12 @@
                 <w:rFonts w:cs="Courier New"/>
               </w:rPr>
             </w:pPr>
-            <w:proofErr w:type="spellStart"/>
-            <w:proofErr w:type="spellEnd"/>
             <w:r>
               <w:rPr>
                 <w:rFonts w:cs="Courier New"/>
                 <w:sz w:val="19"/>
               </w:rPr>
-              <w:t xml:space="preserve">agg_producto + fact_producto_cliente + dim_producto</w:t>
+              <w:t>agg_producto + fact_producto_cliente + dim_producto</w:t>
             </w:r>
           </w:p>
         </w:tc>
@@ -9769,7 +9980,7 @@
                 <w:b/>
                 <w:sz w:val="19"/>
               </w:rPr>
-              <w:t xml:space="preserve">Unidad</w:t>
+              <w:t>Unidad</w:t>
             </w:r>
           </w:p>
         </w:tc>
@@ -9786,14 +9997,12 @@
                 <w:rFonts w:cs="Courier New"/>
               </w:rPr>
             </w:pPr>
-            <w:proofErr w:type="spellStart"/>
-            <w:proofErr w:type="spellEnd"/>
             <w:r>
               <w:rPr>
                 <w:rFonts w:cs="Courier New"/>
                 <w:sz w:val="19"/>
               </w:rPr>
-              <w:t xml:space="preserve">%</w:t>
+              <w:t>%</w:t>
             </w:r>
           </w:p>
         </w:tc>
@@ -9823,7 +10032,7 @@
                 <w:b/>
                 <w:sz w:val="19"/>
               </w:rPr>
-              <w:t xml:space="preserve">Frecuencia</w:t>
+              <w:t>Frecuencia</w:t>
             </w:r>
           </w:p>
         </w:tc>
@@ -9840,14 +10049,12 @@
                 <w:rFonts w:cs="Courier New"/>
               </w:rPr>
             </w:pPr>
-            <w:proofErr w:type="spellStart"/>
-            <w:proofErr w:type="spellEnd"/>
             <w:r>
               <w:rPr>
                 <w:rFonts w:cs="Courier New"/>
                 <w:sz w:val="19"/>
               </w:rPr>
-              <w:t xml:space="preserve">Mensual</w:t>
+              <w:t>Mensual</w:t>
             </w:r>
           </w:p>
         </w:tc>
@@ -9876,7 +10083,7 @@
                 <w:b/>
                 <w:sz w:val="19"/>
               </w:rPr>
-              <w:t xml:space="preserve">Objetivo del TFM</w:t>
+              <w:t>Objetivo del TFM</w:t>
             </w:r>
           </w:p>
         </w:tc>
@@ -9892,14 +10099,12 @@
                 <w:rFonts w:cs="Courier New"/>
               </w:rPr>
             </w:pPr>
-            <w:proofErr w:type="spellStart"/>
-            <w:proofErr w:type="spellEnd"/>
             <w:r>
               <w:rPr>
                 <w:rFonts w:cs="Courier New"/>
                 <w:sz w:val="19"/>
               </w:rPr>
-              <w:t xml:space="preserve">Objetivo 1: tipo de cuenta con más y menos clientes</w:t>
+              <w:t>Objetivo 1: tipo de cuenta con más y menos clientes</w:t>
             </w:r>
           </w:p>
         </w:tc>
@@ -9969,26 +10174,12 @@
           <w:color w:val="000000" w:themeColor="text1"/>
         </w:rPr>
       </w:pPr>
-      <w:proofErr w:type="spellStart"/>
-      <w:proofErr w:type="spellEnd"/>
-      <w:proofErr w:type="spellStart"/>
-      <w:proofErr w:type="spellEnd"/>
-      <w:proofErr w:type="spellStart"/>
-      <w:proofErr w:type="gramStart"/>
-      <w:proofErr w:type="gramEnd"/>
-      <w:proofErr w:type="spellEnd"/>
-      <w:proofErr w:type="spellStart"/>
-      <w:proofErr w:type="spellEnd"/>
-      <w:proofErr w:type="spellStart"/>
-      <w:proofErr w:type="spellEnd"/>
-      <w:proofErr w:type="spellStart"/>
-      <w:proofErr w:type="spellEnd"/>
       <w:r>
         <w:rPr>
           <w:rFonts w:cs="Courier New"/>
           <w:color w:val="000000" w:themeColor="text1"/>
         </w:rPr>
-        <w:t xml:space="preserve">Cuantificar el alcance de cada producto — clientes_con_producto: cuántos clientes tienen contratado cada producto en el snapshot más reciente (se apoya en la tabla fact_producto_cliente). Normalizar ese alcance como tasa comparable — pct_penetracion: % de clientes con el producto sobre el total de la cartera (clientes_con_producto / total_clientes × 100), lo que permite comparar productos entre sí sin sesgo por el tamaño total de la cartera.</w:t>
+        <w:t>Cuantificar el alcance de cada producto — clientes_con_producto: cuántos clientes tienen contratado cada producto en el snapshot más reciente (se apoya en la tabla fact_producto_cliente). Normalizar ese alcance como tasa comparable — pct_penetracion: % de clientes con el producto sobre el total de la cartera (clientes_con_producto / total_clientes × 100), lo que permite comparar productos entre sí sin sesgo por el tamaño total de la cartera.</w:t>
       </w:r>
     </w:p>
     <w:p>
@@ -10139,14 +10330,12 @@
           <w:color w:val="000000" w:themeColor="text1"/>
         </w:rPr>
       </w:pPr>
-      <w:proofErr w:type="spellStart"/>
-      <w:proofErr w:type="spellEnd"/>
       <w:r>
         <w:rPr>
           <w:rFonts w:cs="Courier New"/>
           <w:color w:val="000000" w:themeColor="text1"/>
         </w:rPr>
-        <w:t xml:space="preserve">Identificar productos ya masificados (como la Cuenta Expansión, con un 34,9 % de penetración) que actúan como producto ancla de la relación con el cliente.</w:t>
+        <w:t>Identificar productos ya masificados (como la Cuenta Expansión, con un 34,9 % de penetración) que actúan como producto ancla de la relación con el cliente.</w:t>
       </w:r>
     </w:p>
     <w:p>
@@ -10198,17 +10387,13 @@
           <w:color w:val="000000" w:themeColor="text1"/>
         </w:rPr>
       </w:pPr>
-      <w:proofErr w:type="spellStart"/>
-      <w:proofErr w:type="spellEnd"/>
-      <w:proofErr w:type="gramStart"/>
-      <w:proofErr w:type="gramEnd"/>
-      <w:r>
-        <w:rPr>
-          <w:rFonts w:cs="Courier New"/>
+      <w:r>
+        <w:rPr>
+          <w:rFonts w:cs="Courier New"/>
+          <w:b/>
           <w:color w:val="000000" w:themeColor="text1"/>
-          <w:b/>
-        </w:rPr>
-        <w:t xml:space="preserve">Resultado (snapshot 11/09/2026):</w:t>
+        </w:rPr>
+        <w:t>Resultado (snapshot 11/09/2026):</w:t>
       </w:r>
     </w:p>
     <w:p>
@@ -10229,7 +10414,7 @@
           <w:rFonts w:cs="Courier New"/>
           <w:color w:val="000000" w:themeColor="text1"/>
         </w:rPr>
-        <w:t xml:space="preserve">Por categoría: Cuentas 56,7 %, Inversión/Ahorro 33,2 %, Tarjetas 18,4 %, Financiación 14,7 %.</w:t>
+        <w:t>Por categoría: Cuentas 56,7 %, Inversión/Ahorro 33,2 %, Tarjetas 18,4 %, Financiación 14,7 %.</w:t>
       </w:r>
     </w:p>
     <w:p>
@@ -10255,10 +10440,10 @@
       <w:r>
         <w:rPr>
           <w:rFonts w:cs="Courier New"/>
+          <w:b/>
           <w:color w:val="000000" w:themeColor="text1"/>
-          <w:b/>
-        </w:rPr>
-        <w:t xml:space="preserve">Cuenta Expansión</w:t>
+        </w:rPr>
+        <w:t>Cuenta Expansión</w:t>
       </w:r>
       <w:r>
         <w:rPr>
@@ -10284,10 +10469,10 @@
       <w:r>
         <w:rPr>
           <w:rFonts w:cs="Courier New"/>
+          <w:b/>
           <w:color w:val="000000" w:themeColor="text1"/>
-          <w:b/>
-        </w:rPr>
-        <w:t xml:space="preserve">9 de los 45 productos no tienen ningún cliente</w:t>
+        </w:rPr>
+        <w:t>9 de los 45 productos no tienen ningún cliente</w:t>
       </w:r>
       <w:r>
         <w:rPr>
@@ -10350,7 +10535,7 @@
                     <pic:cNvPicPr/>
                   </pic:nvPicPr>
                   <pic:blipFill>
-                    <a:blip r:embed="rId12"/>
+                    <a:blip r:embed="rId15"/>
                     <a:stretch>
                       <a:fillRect/>
                     </a:stretch>
@@ -10386,7 +10571,7 @@
           <w:i/>
           <w:sz w:val="18"/>
         </w:rPr>
-        <w:t xml:space="preserve">Figura 6. Tabla agg_producto en MySQL: clientes con cada producto y % de penetración.</w:t>
+        <w:t>Figura 6. Tabla agg_producto en MySQL: clientes con cada producto y % de penetración.</w:t>
       </w:r>
     </w:p>
     <w:p>
@@ -10412,6 +10597,7 @@
           <w:bCs/>
           <w:color w:val="0070C0"/>
         </w:rPr>
+        <w:lastRenderedPageBreak/>
         <w:t>KPI_POR_PROVINCIA</w:t>
       </w:r>
     </w:p>
@@ -10437,8 +10623,8 @@
         <w:tblLook w:val="04A0" w:firstRow="1" w:lastRow="0" w:firstColumn="1" w:lastColumn="0" w:noHBand="0" w:noVBand="1"/>
       </w:tblPr>
       <w:tblGrid>
-        <w:gridCol w:w="2041"/>
-        <w:gridCol w:w="7030"/>
+        <w:gridCol w:w="2072"/>
+        <w:gridCol w:w="6999"/>
       </w:tblGrid>
       <w:tr>
         <w:trPr>
@@ -10469,7 +10655,7 @@
                 <w:b/>
                 <w:sz w:val="19"/>
               </w:rPr>
-              <w:t xml:space="preserve">Ficha del KPI</w:t>
+              <w:t>Ficha del KPI</w:t>
             </w:r>
           </w:p>
         </w:tc>
@@ -10495,7 +10681,7 @@
                 <w:b/>
                 <w:sz w:val="19"/>
               </w:rPr>
-              <w:t xml:space="preserve">KPI_POR_PROVINCIA</w:t>
+              <w:t>KPI_POR_PROVINCIA</w:t>
             </w:r>
           </w:p>
         </w:tc>
@@ -10525,7 +10711,7 @@
                 <w:b/>
                 <w:sz w:val="19"/>
               </w:rPr>
-              <w:t xml:space="preserve">Nombre</w:t>
+              <w:t>Nombre</w:t>
             </w:r>
           </w:p>
         </w:tc>
@@ -10542,14 +10728,12 @@
                 <w:rFonts w:cs="Courier New"/>
               </w:rPr>
             </w:pPr>
-            <w:proofErr w:type="spellStart"/>
-            <w:proofErr w:type="spellEnd"/>
             <w:r>
               <w:rPr>
                 <w:rFonts w:cs="Courier New"/>
                 <w:sz w:val="19"/>
               </w:rPr>
-              <w:t xml:space="preserve">Cartera por provincia</w:t>
+              <w:t>Cartera por provincia</w:t>
             </w:r>
           </w:p>
         </w:tc>
@@ -10579,7 +10763,7 @@
                 <w:b/>
                 <w:sz w:val="19"/>
               </w:rPr>
-              <w:t xml:space="preserve">Descripción</w:t>
+              <w:t>Descripción</w:t>
             </w:r>
           </w:p>
         </w:tc>
@@ -10596,14 +10780,12 @@
                 <w:rFonts w:cs="Courier New"/>
               </w:rPr>
             </w:pPr>
-            <w:proofErr w:type="spellStart"/>
-            <w:proofErr w:type="spellEnd"/>
             <w:r>
               <w:rPr>
                 <w:rFonts w:cs="Courier New"/>
                 <w:sz w:val="19"/>
               </w:rPr>
-              <w:t xml:space="preserve">Distribución territorial de clientes, patrimonio y margen.</w:t>
+              <w:t>Distribución territorial de clientes, patrimonio y margen.</w:t>
             </w:r>
           </w:p>
         </w:tc>
@@ -10633,7 +10815,7 @@
                 <w:b/>
                 <w:sz w:val="19"/>
               </w:rPr>
-              <w:t xml:space="preserve">Fórmula</w:t>
+              <w:t>Fórmula</w:t>
             </w:r>
           </w:p>
         </w:tc>
@@ -10650,14 +10832,12 @@
                 <w:rFonts w:cs="Courier New"/>
               </w:rPr>
             </w:pPr>
-            <w:proofErr w:type="spellStart"/>
-            <w:proofErr w:type="spellEnd"/>
             <w:r>
               <w:rPr>
                 <w:rFonts w:cs="Courier New"/>
                 <w:sz w:val="19"/>
               </w:rPr>
-              <w:t xml:space="preserve">Por provincia: nº y % de clientes, patrimonio total, patrimonio medio y margen medio. KPI global: % de clientes en las 3 primeras provincias.</w:t>
+              <w:t>Por provincia: nº y % de clientes, patrimonio total, patrimonio medio y margen medio. KPI global: % de clientes en las 3 primeras provincias.</w:t>
             </w:r>
           </w:p>
         </w:tc>
@@ -10687,7 +10867,7 @@
                 <w:b/>
                 <w:sz w:val="19"/>
               </w:rPr>
-              <w:t xml:space="preserve">Fuente (DWH)</w:t>
+              <w:t>Fuente (DWH)</w:t>
             </w:r>
           </w:p>
         </w:tc>
@@ -10704,14 +10884,12 @@
                 <w:rFonts w:cs="Courier New"/>
               </w:rPr>
             </w:pPr>
-            <w:proofErr w:type="spellStart"/>
-            <w:proofErr w:type="spellEnd"/>
             <w:r>
               <w:rPr>
                 <w:rFonts w:cs="Courier New"/>
                 <w:sz w:val="19"/>
               </w:rPr>
-              <w:t xml:space="preserve">agg_provincia + dim_geografia</w:t>
+              <w:t>agg_provincia + dim_geografia</w:t>
             </w:r>
           </w:p>
         </w:tc>
@@ -10741,7 +10919,7 @@
                 <w:b/>
                 <w:sz w:val="19"/>
               </w:rPr>
-              <w:t xml:space="preserve">Unidad</w:t>
+              <w:t>Unidad</w:t>
             </w:r>
           </w:p>
         </w:tc>
@@ -10758,14 +10936,12 @@
                 <w:rFonts w:cs="Courier New"/>
               </w:rPr>
             </w:pPr>
-            <w:proofErr w:type="spellStart"/>
-            <w:proofErr w:type="spellEnd"/>
             <w:r>
               <w:rPr>
                 <w:rFonts w:cs="Courier New"/>
                 <w:sz w:val="19"/>
               </w:rPr>
-              <w:t xml:space="preserve">Clientes, % y €</w:t>
+              <w:t>Clientes, % y €</w:t>
             </w:r>
           </w:p>
         </w:tc>
@@ -10795,7 +10971,7 @@
                 <w:b/>
                 <w:sz w:val="19"/>
               </w:rPr>
-              <w:t xml:space="preserve">Frecuencia</w:t>
+              <w:t>Frecuencia</w:t>
             </w:r>
           </w:p>
         </w:tc>
@@ -10812,14 +10988,12 @@
                 <w:rFonts w:cs="Courier New"/>
               </w:rPr>
             </w:pPr>
-            <w:proofErr w:type="spellStart"/>
-            <w:proofErr w:type="spellEnd"/>
             <w:r>
               <w:rPr>
                 <w:rFonts w:cs="Courier New"/>
                 <w:sz w:val="19"/>
               </w:rPr>
-              <w:t xml:space="preserve">Mensual</w:t>
+              <w:t>Mensual</w:t>
             </w:r>
           </w:p>
         </w:tc>
@@ -10848,7 +11022,7 @@
                 <w:b/>
                 <w:sz w:val="19"/>
               </w:rPr>
-              <w:t xml:space="preserve">Objetivo del TFM</w:t>
+              <w:t>Objetivo del TFM</w:t>
             </w:r>
           </w:p>
         </w:tc>
@@ -10864,14 +11038,12 @@
                 <w:rFonts w:cs="Courier New"/>
               </w:rPr>
             </w:pPr>
-            <w:proofErr w:type="spellStart"/>
-            <w:proofErr w:type="spellEnd"/>
             <w:r>
               <w:rPr>
                 <w:rFonts w:cs="Courier New"/>
                 <w:sz w:val="19"/>
               </w:rPr>
-              <w:t xml:space="preserve">Objetivo 2: segmentación de clientes</w:t>
+              <w:t>Objetivo 2: segmentación de clientes</w:t>
             </w:r>
           </w:p>
         </w:tc>
@@ -10880,23 +11052,18 @@
     <w:p/>
     <w:p>
       <w:pPr>
-        <w:ind/>
         <w:jc w:val="both"/>
         <w:rPr>
           <w:rFonts w:cs="Courier New"/>
           <w:color w:val="000000" w:themeColor="text1"/>
         </w:rPr>
       </w:pPr>
-      <w:proofErr w:type="spellStart"/>
-      <w:proofErr w:type="gramStart"/>
-      <w:proofErr w:type="spellEnd"/>
-      <w:proofErr w:type="gramEnd"/>
       <w:r>
         <w:rPr>
           <w:rFonts w:cs="Courier New"/>
           <w:color w:val="000000" w:themeColor="text1"/>
         </w:rPr>
-        <w:t xml:space="preserve">Segmenta y compara la cartera de clientes por provincia de residencia (código INE; 99 = residente en el extranjero) para identificar dónde se concentran los clientes, el patrimonio y el margen.</w:t>
+        <w:t>Segmenta y compara la cartera de clientes por provincia de residencia (código INE; 99 = residente en el extranjero) para identificar dónde se concentran los clientes, el patrimonio y el margen.</w:t>
       </w:r>
     </w:p>
     <w:p>
@@ -10937,17 +11104,7 @@
           <w:bCs/>
           <w:color w:val="000000" w:themeColor="text1"/>
         </w:rPr>
-        <w:t xml:space="preserve">Decisiones de </w:t>
-      </w:r>
-      <w:r>
-        <w:rPr>
-          <w:rFonts w:cs="Courier New"/>
-          <w:b/>
-          <w:bCs/>
-          <w:color w:val="000000" w:themeColor="text1"/>
-        </w:rPr>
-        <w:lastRenderedPageBreak/>
-        <w:t>negocio:</w:t>
+        <w:t>Decisiones de negocio:</w:t>
       </w:r>
       <w:r>
         <w:rPr>
@@ -10999,7 +11156,7 @@
           <w:rFonts w:cs="Courier New"/>
           <w:b/>
         </w:rPr>
-        <w:t xml:space="preserve">Resultado (snapshot 11/09/2026):</w:t>
+        <w:t>Resultado (snapshot 11/09/2026):</w:t>
       </w:r>
     </w:p>
     <w:p>
@@ -11026,7 +11183,7 @@
           <w:rFonts w:cs="Courier New"/>
           <w:b/>
         </w:rPr>
-        <w:t xml:space="preserve">46,7 %</w:t>
+        <w:t>46,7 %</w:t>
       </w:r>
       <w:r>
         <w:rPr>
@@ -11052,7 +11209,7 @@
         <w:rPr>
           <w:rFonts w:cs="Courier New"/>
         </w:rPr>
-        <w:t xml:space="preserve">Tener más clientes no implica tener clientes de más valor: Bizkaia (40.391 €) y Asturias (39.115 €) superan en patrimonio medio a Barcelona (30.105 €).</w:t>
+        <w:t>Tener más clientes no implica tener clientes de más valor: Bizkaia (40.391 €) y Asturias (39.115 €) superan en patrimonio medio a Barcelona (30.105 €).</w:t>
       </w:r>
     </w:p>
     <w:p>
@@ -11072,7 +11229,7 @@
         <w:rPr>
           <w:rFonts w:cs="Courier New"/>
         </w:rPr>
-        <w:t xml:space="preserve">Los 792 clientes residentes en el extranjero tienen poco patrimonio medio (12.664 €) pero un margen medio alto (148 €), por lo que forman un segmento propio.</w:t>
+        <w:t>Los 792 clientes residentes en el extranjero tienen poco patrimonio medio (12.664 €) pero un margen medio alto (148 €), por lo que forman un segmento propio.</w:t>
       </w:r>
     </w:p>
     <w:p>
@@ -11091,6 +11248,7 @@
           <w:noProof/>
           <w:color w:val="000000" w:themeColor="text1"/>
         </w:rPr>
+        <w:lastRenderedPageBreak/>
         <w:drawing>
           <wp:inline distT="0" distB="0" distL="0" distR="0" wp14:anchorId="18B0172A" wp14:editId="26D304D2">
             <wp:extent cx="5612130" cy="2999740"/>
@@ -11107,7 +11265,7 @@
                     <pic:cNvPicPr/>
                   </pic:nvPicPr>
                   <pic:blipFill>
-                    <a:blip r:embed="rId13"/>
+                    <a:blip r:embed="rId16"/>
                     <a:stretch>
                       <a:fillRect/>
                     </a:stretch>
@@ -11143,7 +11301,7 @@
           <w:i/>
           <w:sz w:val="18"/>
         </w:rPr>
-        <w:t xml:space="preserve">Figura 7. Tabla agg_provincia en MySQL: clientes, patrimonio y margen por provincia.</w:t>
+        <w:t>Figura 7. Tabla agg_provincia en MySQL: clientes, patrimonio y margen por provincia.</w:t>
       </w:r>
     </w:p>
     <w:p>
@@ -11167,7 +11325,7 @@
           <w:rFonts w:cs="Courier New"/>
           <w:color w:val="0070C0"/>
         </w:rPr>
-        <w:t xml:space="preserve">KPI_TOP_CLIENTES_PATRIMONIO</w:t>
+        <w:t>KPI_TOP_CLIENTES_PATRIMONIO</w:t>
       </w:r>
     </w:p>
     <w:tbl>
@@ -11192,8 +11350,8 @@
         <w:tblLook w:val="04A0" w:firstRow="1" w:lastRow="0" w:firstColumn="1" w:lastColumn="0" w:noHBand="0" w:noVBand="1"/>
       </w:tblPr>
       <w:tblGrid>
-        <w:gridCol w:w="2041"/>
-        <w:gridCol w:w="7030"/>
+        <w:gridCol w:w="2069"/>
+        <w:gridCol w:w="7002"/>
       </w:tblGrid>
       <w:tr>
         <w:trPr>
@@ -11224,7 +11382,7 @@
                 <w:b/>
                 <w:sz w:val="19"/>
               </w:rPr>
-              <w:t xml:space="preserve">Ficha del KPI</w:t>
+              <w:t>Ficha del KPI</w:t>
             </w:r>
           </w:p>
         </w:tc>
@@ -11250,7 +11408,7 @@
                 <w:b/>
                 <w:sz w:val="19"/>
               </w:rPr>
-              <w:t xml:space="preserve">KPI_TOP_CLIENTES_PATRIMONIO</w:t>
+              <w:t>KPI_TOP_CLIENTES_PATRIMONIO</w:t>
             </w:r>
           </w:p>
         </w:tc>
@@ -11280,7 +11438,7 @@
                 <w:b/>
                 <w:sz w:val="19"/>
               </w:rPr>
-              <w:t xml:space="preserve">Nombre</w:t>
+              <w:t>Nombre</w:t>
             </w:r>
           </w:p>
         </w:tc>
@@ -11297,14 +11455,12 @@
                 <w:rFonts w:cs="Courier New"/>
               </w:rPr>
             </w:pPr>
-            <w:proofErr w:type="spellStart"/>
-            <w:proofErr w:type="spellEnd"/>
             <w:r>
               <w:rPr>
                 <w:rFonts w:cs="Courier New"/>
                 <w:sz w:val="19"/>
               </w:rPr>
-              <w:t xml:space="preserve">Concentración de patrimonio en el Top 100</w:t>
+              <w:t>Concentración de patrimonio en el Top 100</w:t>
             </w:r>
           </w:p>
         </w:tc>
@@ -11334,7 +11490,7 @@
                 <w:b/>
                 <w:sz w:val="19"/>
               </w:rPr>
-              <w:t xml:space="preserve">Descripción</w:t>
+              <w:t>Descripción</w:t>
             </w:r>
           </w:p>
         </w:tc>
@@ -11351,14 +11507,12 @@
                 <w:rFonts w:cs="Courier New"/>
               </w:rPr>
             </w:pPr>
-            <w:proofErr w:type="spellStart"/>
-            <w:proofErr w:type="spellEnd"/>
             <w:r>
               <w:rPr>
                 <w:rFonts w:cs="Courier New"/>
                 <w:sz w:val="19"/>
               </w:rPr>
-              <w:t xml:space="preserve">Peso de los 100 clientes con más patrimonio sobre el total de la cartera y detección de fuga de margen.</w:t>
+              <w:t>Peso de los 100 clientes con más patrimonio sobre el total de la cartera y detección de fuga de margen.</w:t>
             </w:r>
           </w:p>
         </w:tc>
@@ -11388,7 +11542,7 @@
                 <w:b/>
                 <w:sz w:val="19"/>
               </w:rPr>
-              <w:t xml:space="preserve">Fórmula</w:t>
+              <w:t>Fórmula</w:t>
             </w:r>
           </w:p>
         </w:tc>
@@ -11405,14 +11559,12 @@
                 <w:rFonts w:cs="Courier New"/>
               </w:rPr>
             </w:pPr>
-            <w:proofErr w:type="spellStart"/>
-            <w:proofErr w:type="spellEnd"/>
             <w:r>
               <w:rPr>
                 <w:rFonts w:cs="Courier New"/>
                 <w:sz w:val="19"/>
               </w:rPr>
-              <w:t xml:space="preserve">pct_patrimonio_top100 = suma del patrimonio de los 100 primeros / patrimonio total × 100. Además: nº de clientes del Top 100 con margen inferior a la mediana de la cartera.</w:t>
+              <w:t>pct_patrimonio_top100 = suma del patrimonio de los 100 primeros / patrimonio total × 100. Además: nº de clientes del Top 100 con margen inferior a la mediana de la cartera.</w:t>
             </w:r>
           </w:p>
         </w:tc>
@@ -11442,7 +11594,7 @@
                 <w:b/>
                 <w:sz w:val="19"/>
               </w:rPr>
-              <w:t xml:space="preserve">Fuente (DWH)</w:t>
+              <w:t>Fuente (DWH)</w:t>
             </w:r>
           </w:p>
         </w:tc>
@@ -11459,14 +11611,12 @@
                 <w:rFonts w:cs="Courier New"/>
               </w:rPr>
             </w:pPr>
-            <w:proofErr w:type="spellStart"/>
-            <w:proofErr w:type="spellEnd"/>
             <w:r>
               <w:rPr>
                 <w:rFonts w:cs="Courier New"/>
                 <w:sz w:val="19"/>
               </w:rPr>
-              <w:t xml:space="preserve">agg_top_clientes_patrimonio + dim_cliente</w:t>
+              <w:t>agg_top_clientes_patrimonio + dim_cliente</w:t>
             </w:r>
           </w:p>
         </w:tc>
@@ -11496,7 +11646,7 @@
                 <w:b/>
                 <w:sz w:val="19"/>
               </w:rPr>
-              <w:t xml:space="preserve">Unidad</w:t>
+              <w:t>Unidad</w:t>
             </w:r>
           </w:p>
         </w:tc>
@@ -11513,14 +11663,12 @@
                 <w:rFonts w:cs="Courier New"/>
               </w:rPr>
             </w:pPr>
-            <w:proofErr w:type="spellStart"/>
-            <w:proofErr w:type="spellEnd"/>
             <w:r>
               <w:rPr>
                 <w:rFonts w:cs="Courier New"/>
                 <w:sz w:val="19"/>
               </w:rPr>
-              <w:t xml:space="preserve">% y clientes</w:t>
+              <w:t>% y clientes</w:t>
             </w:r>
           </w:p>
         </w:tc>
@@ -11550,7 +11698,7 @@
                 <w:b/>
                 <w:sz w:val="19"/>
               </w:rPr>
-              <w:t xml:space="preserve">Frecuencia</w:t>
+              <w:t>Frecuencia</w:t>
             </w:r>
           </w:p>
         </w:tc>
@@ -11567,14 +11715,12 @@
                 <w:rFonts w:cs="Courier New"/>
               </w:rPr>
             </w:pPr>
-            <w:proofErr w:type="spellStart"/>
-            <w:proofErr w:type="spellEnd"/>
             <w:r>
               <w:rPr>
                 <w:rFonts w:cs="Courier New"/>
                 <w:sz w:val="19"/>
               </w:rPr>
-              <w:t xml:space="preserve">Mensual</w:t>
+              <w:t>Mensual</w:t>
             </w:r>
           </w:p>
         </w:tc>
@@ -11603,7 +11749,7 @@
                 <w:b/>
                 <w:sz w:val="19"/>
               </w:rPr>
-              <w:t xml:space="preserve">Objetivo del TFM</w:t>
+              <w:t>Objetivo del TFM</w:t>
             </w:r>
           </w:p>
         </w:tc>
@@ -11619,14 +11765,12 @@
                 <w:rFonts w:cs="Courier New"/>
               </w:rPr>
             </w:pPr>
-            <w:proofErr w:type="spellStart"/>
-            <w:proofErr w:type="spellEnd"/>
             <w:r>
               <w:rPr>
                 <w:rFonts w:cs="Courier New"/>
                 <w:sz w:val="19"/>
               </w:rPr>
-              <w:t xml:space="preserve">Objetivo 2: clientes de mayor valor</w:t>
+              <w:t>Objetivo 2: clientes de mayor valor</w:t>
             </w:r>
           </w:p>
         </w:tc>
@@ -11687,6 +11831,7 @@
           <w:rFonts w:cs="Courier New"/>
           <w:color w:val="000000" w:themeColor="text1"/>
         </w:rPr>
+        <w:lastRenderedPageBreak/>
         <w:t>Priorizar la atención comercial sobre la cartera de mayor valor (clientes VIP / banca privada).</w:t>
       </w:r>
     </w:p>
@@ -11805,7 +11950,7 @@
           <w:rFonts w:cs="Courier New"/>
           <w:b/>
         </w:rPr>
-        <w:t xml:space="preserve">Resultado (snapshot 11/09/2026):</w:t>
+        <w:t>Resultado (snapshot 11/09/2026):</w:t>
       </w:r>
     </w:p>
     <w:p>
@@ -11832,7 +11977,7 @@
           <w:rFonts w:cs="Courier New"/>
           <w:b/>
         </w:rPr>
-        <w:t xml:space="preserve">24,1 %</w:t>
+        <w:t>24,1 %</w:t>
       </w:r>
       <w:r>
         <w:rPr>
@@ -11858,7 +12003,7 @@
         <w:rPr>
           <w:rFonts w:cs="Courier New"/>
         </w:rPr>
-        <w:t xml:space="preserve">Todos pertenecen al perfil Pensionado; el primero concentra por sí solo el 2,1 % del patrimonio (4,8 M€).</w:t>
+        <w:t>Todos pertenecen al perfil Pensionado; el primero concentra por sí solo el 2,1 % del patrimonio (4,8 M€).</w:t>
       </w:r>
     </w:p>
     <w:p>
@@ -11878,7 +12023,7 @@
         <w:rPr>
           <w:rFonts w:cs="Courier New"/>
         </w:rPr>
-        <w:t xml:space="preserve">Solo 3 tienen un margen comercial inferior a la mediana de la cartera (35,90 €): son los candidatos a revisar por fuga de margen.</w:t>
+        <w:t>Solo 3 tienen un margen comercial inferior a la mediana de la cartera (35,90 €): son los candidatos a revisar por fuga de margen.</w:t>
       </w:r>
     </w:p>
     <w:p>
@@ -11898,7 +12043,6 @@
           <w:bCs/>
           <w:noProof/>
         </w:rPr>
-        <w:lastRenderedPageBreak/>
         <w:drawing>
           <wp:inline distT="0" distB="0" distL="0" distR="0" wp14:anchorId="4C570E7E" wp14:editId="1AE95652">
             <wp:extent cx="5612130" cy="3247390"/>
@@ -11915,7 +12059,7 @@
                     <pic:cNvPicPr/>
                   </pic:nvPicPr>
                   <pic:blipFill>
-                    <a:blip r:embed="rId14"/>
+                    <a:blip r:embed="rId17"/>
                     <a:stretch>
                       <a:fillRect/>
                     </a:stretch>
@@ -11951,7 +12095,7 @@
           <w:i/>
           <w:sz w:val="18"/>
         </w:rPr>
-        <w:t xml:space="preserve">Figura 8. Tabla agg_top_clientes_patrimonio en MySQL: ranking de los 100 clientes con mayor patrimonio.</w:t>
+        <w:t>Figura 8. Tabla agg_top_clientes_patrimonio en MySQL: ranking de los 100 clientes con mayor patrimonio.</w:t>
       </w:r>
     </w:p>
     <w:p>
@@ -11977,8 +12121,6 @@
           <w:color w:val="000000" w:themeColor="text1"/>
         </w:rPr>
       </w:pPr>
-      <w:proofErr w:type="spellStart"/>
-      <w:proofErr w:type="spellEnd"/>
       <w:r>
         <w:rPr>
           <w:rFonts w:cs="Courier New"/>
@@ -11989,10 +12131,10 @@
       <w:r>
         <w:rPr>
           <w:rFonts w:cs="Courier New"/>
+          <w:b/>
           <w:color w:val="000000" w:themeColor="text1"/>
-          <w:b/>
-        </w:rPr>
-        <w:t xml:space="preserve">leyendo del DWH en MySQL</w:t>
+        </w:rPr>
+        <w:t>leyendo del DWH en MySQL</w:t>
       </w:r>
       <w:r>
         <w:rPr>
@@ -12015,18 +12157,13 @@
           <w:color w:val="000000" w:themeColor="text1"/>
         </w:rPr>
       </w:pPr>
-      <w:proofErr w:type="spellStart"/>
-      <w:proofErr w:type="spellEnd"/>
-      <w:proofErr w:type="spellStart"/>
-      <w:proofErr w:type="spellEnd"/>
-      <w:proofErr w:type="spellStart"/>
-      <w:proofErr w:type="spellEnd"/>
       <w:r>
         <w:rPr>
           <w:rFonts w:cs="Courier New"/>
           <w:color w:val="000000" w:themeColor="text1"/>
         </w:rPr>
-        <w:t xml:space="preserve">kpi_definicion: catálogo de los KPIs (nombre, descripción, fórmula, unidad, frecuencia, objetivo del TFM y tabla origen). Clave primaria: kpi_id.</w:t>
+        <w:lastRenderedPageBreak/>
+        <w:t>kpi_definicion: catálogo de los KPIs (nombre, descripción, fórmula, unidad, frecuencia, objetivo del TFM y tabla origen). Clave primaria: kpi_id.</w:t>
       </w:r>
     </w:p>
     <w:p>
@@ -12042,20 +12179,12 @@
           <w:color w:val="000000" w:themeColor="text1"/>
         </w:rPr>
       </w:pPr>
-      <w:proofErr w:type="spellStart"/>
-      <w:proofErr w:type="spellEnd"/>
-      <w:proofErr w:type="spellStart"/>
-      <w:proofErr w:type="spellEnd"/>
-      <w:proofErr w:type="spellStart"/>
-      <w:proofErr w:type="spellEnd"/>
-      <w:proofErr w:type="spellStart"/>
-      <w:proofErr w:type="spellEnd"/>
       <w:r>
         <w:rPr>
           <w:rFonts w:cs="Courier New"/>
           <w:color w:val="000000" w:themeColor="text1"/>
         </w:rPr>
-        <w:t xml:space="preserve">kpi_ejecucion: una fila por cada ejecución del proceso (fecha, snapshot y nº de clientes). Clave primaria: ejecucion_id.</w:t>
+        <w:t>kpi_ejecucion: una fila por cada ejecución del proceso (fecha, snapshot y nº de clientes). Clave primaria: ejecucion_id.</w:t>
       </w:r>
     </w:p>
     <w:p>
@@ -12071,16 +12200,12 @@
           <w:color w:val="000000" w:themeColor="text1"/>
         </w:rPr>
       </w:pPr>
-      <w:proofErr w:type="spellStart"/>
-      <w:proofErr w:type="spellEnd"/>
-      <w:proofErr w:type="spellStart"/>
-      <w:proofErr w:type="spellEnd"/>
       <w:r>
         <w:rPr>
           <w:rFonts w:cs="Courier New"/>
           <w:color w:val="000000" w:themeColor="text1"/>
         </w:rPr>
-        <w:t xml:space="preserve">kpi_resultado: valores obtenidos en cada ejecución, en formato largo (KPI, dimensión, valor de la dimensión, métrica y valor). Clave primaria: resultado_id; restricción UNIQUE sobre (ejecución, KPI, dimensión, valor de la dimensión, métrica).</w:t>
+        <w:t>kpi_resultado: valores obtenidos en cada ejecución, en formato largo (KPI, dimensión, valor de la dimensión, métrica y valor). Clave primaria: resultado_id; restricción UNIQUE sobre (ejecución, KPI, dimensión, valor de la dimensión, métrica).</w:t>
       </w:r>
     </w:p>
     <w:p>
@@ -12106,10 +12231,6 @@
           <w:color w:val="000000" w:themeColor="text1"/>
         </w:rPr>
       </w:pPr>
-      <w:proofErr w:type="spellStart"/>
-      <w:proofErr w:type="spellEnd"/>
-      <w:proofErr w:type="spellStart"/>
-      <w:proofErr w:type="spellEnd"/>
       <w:r>
         <w:rPr>
           <w:rFonts w:cs="Courier New"/>
@@ -12120,10 +12241,10 @@
       <w:r>
         <w:rPr>
           <w:rFonts w:cs="Courier New"/>
+          <w:b/>
           <w:color w:val="000000" w:themeColor="text1"/>
-          <w:b/>
-        </w:rPr>
-        <w:t xml:space="preserve">histórico</w:t>
+        </w:rPr>
+        <w:t>histórico</w:t>
       </w:r>
       <w:r>
         <w:rPr>
@@ -12135,7 +12256,7 @@
     </w:p>
     <w:p>
       <w:pPr>
-        <w:ind w:left="360" w:firstLine="348"/>
+        <w:ind w:left="1416" w:hanging="708"/>
         <w:jc w:val="both"/>
         <w:rPr>
           <w:rFonts w:cs="Courier New"/>
@@ -12146,7 +12267,7 @@
       </w:pPr>
     </w:p>
     <w:sectPr>
-      <w:headerReference w:type="default" r:id="rId15"/>
+      <w:headerReference w:type="default" r:id="rId18"/>
       <w:pgSz w:w="12240" w:h="15840"/>
       <w:pgMar w:top="1417" w:right="1701" w:bottom="1417" w:left="1701" w:header="708" w:footer="708" w:gutter="0"/>
       <w:cols w:space="708"/>
@@ -13367,6 +13488,119 @@
     </w:lvl>
   </w:abstractNum>
   <w:abstractNum w:abstractNumId="9" w15:restartNumberingAfterBreak="0">
+    <w:nsid w:val="4CBC1C9E"/>
+    <w:multiLevelType w:val="hybridMultilevel"/>
+    <w:tmpl w:val="B15A6946"/>
+    <w:lvl w:ilvl="0" w:tplc="340A0001">
+      <w:start w:val="1"/>
+      <w:numFmt w:val="bullet"/>
+      <w:lvlText w:val=""/>
+      <w:lvlJc w:val="left"/>
+      <w:pPr>
+        <w:ind w:left="720" w:hanging="360"/>
+      </w:pPr>
+      <w:rPr>
+        <w:rFonts w:ascii="Symbol" w:hAnsi="Symbol" w:hint="default"/>
+      </w:rPr>
+    </w:lvl>
+    <w:lvl w:ilvl="1" w:tplc="340A0003" w:tentative="1">
+      <w:start w:val="1"/>
+      <w:numFmt w:val="bullet"/>
+      <w:lvlText w:val="o"/>
+      <w:lvlJc w:val="left"/>
+      <w:pPr>
+        <w:ind w:left="1440" w:hanging="360"/>
+      </w:pPr>
+      <w:rPr>
+        <w:rFonts w:ascii="Courier New" w:hAnsi="Courier New" w:cs="Courier New" w:hint="default"/>
+      </w:rPr>
+    </w:lvl>
+    <w:lvl w:ilvl="2" w:tplc="340A0005" w:tentative="1">
+      <w:start w:val="1"/>
+      <w:numFmt w:val="bullet"/>
+      <w:lvlText w:val=""/>
+      <w:lvlJc w:val="left"/>
+      <w:pPr>
+        <w:ind w:left="2160" w:hanging="360"/>
+      </w:pPr>
+      <w:rPr>
+        <w:rFonts w:ascii="Wingdings" w:hAnsi="Wingdings" w:hint="default"/>
+      </w:rPr>
+    </w:lvl>
+    <w:lvl w:ilvl="3" w:tplc="340A0001" w:tentative="1">
+      <w:start w:val="1"/>
+      <w:numFmt w:val="bullet"/>
+      <w:lvlText w:val=""/>
+      <w:lvlJc w:val="left"/>
+      <w:pPr>
+        <w:ind w:left="2880" w:hanging="360"/>
+      </w:pPr>
+      <w:rPr>
+        <w:rFonts w:ascii="Symbol" w:hAnsi="Symbol" w:hint="default"/>
+      </w:rPr>
+    </w:lvl>
+    <w:lvl w:ilvl="4" w:tplc="340A0003" w:tentative="1">
+      <w:start w:val="1"/>
+      <w:numFmt w:val="bullet"/>
+      <w:lvlText w:val="o"/>
+      <w:lvlJc w:val="left"/>
+      <w:pPr>
+        <w:ind w:left="3600" w:hanging="360"/>
+      </w:pPr>
+      <w:rPr>
+        <w:rFonts w:ascii="Courier New" w:hAnsi="Courier New" w:cs="Courier New" w:hint="default"/>
+      </w:rPr>
+    </w:lvl>
+    <w:lvl w:ilvl="5" w:tplc="340A0005" w:tentative="1">
+      <w:start w:val="1"/>
+      <w:numFmt w:val="bullet"/>
+      <w:lvlText w:val=""/>
+      <w:lvlJc w:val="left"/>
+      <w:pPr>
+        <w:ind w:left="4320" w:hanging="360"/>
+      </w:pPr>
+      <w:rPr>
+        <w:rFonts w:ascii="Wingdings" w:hAnsi="Wingdings" w:hint="default"/>
+      </w:rPr>
+    </w:lvl>
+    <w:lvl w:ilvl="6" w:tplc="340A0001" w:tentative="1">
+      <w:start w:val="1"/>
+      <w:numFmt w:val="bullet"/>
+      <w:lvlText w:val=""/>
+      <w:lvlJc w:val="left"/>
+      <w:pPr>
+        <w:ind w:left="5040" w:hanging="360"/>
+      </w:pPr>
+      <w:rPr>
+        <w:rFonts w:ascii="Symbol" w:hAnsi="Symbol" w:hint="default"/>
+      </w:rPr>
+    </w:lvl>
+    <w:lvl w:ilvl="7" w:tplc="340A0003" w:tentative="1">
+      <w:start w:val="1"/>
+      <w:numFmt w:val="bullet"/>
+      <w:lvlText w:val="o"/>
+      <w:lvlJc w:val="left"/>
+      <w:pPr>
+        <w:ind w:left="5760" w:hanging="360"/>
+      </w:pPr>
+      <w:rPr>
+        <w:rFonts w:ascii="Courier New" w:hAnsi="Courier New" w:cs="Courier New" w:hint="default"/>
+      </w:rPr>
+    </w:lvl>
+    <w:lvl w:ilvl="8" w:tplc="340A0005" w:tentative="1">
+      <w:start w:val="1"/>
+      <w:numFmt w:val="bullet"/>
+      <w:lvlText w:val=""/>
+      <w:lvlJc w:val="left"/>
+      <w:pPr>
+        <w:ind w:left="6480" w:hanging="360"/>
+      </w:pPr>
+      <w:rPr>
+        <w:rFonts w:ascii="Wingdings" w:hAnsi="Wingdings" w:hint="default"/>
+      </w:rPr>
+    </w:lvl>
+  </w:abstractNum>
+  <w:abstractNum w:abstractNumId="10" w15:restartNumberingAfterBreak="0">
     <w:nsid w:val="607B22D3"/>
     <w:multiLevelType w:val="hybridMultilevel"/>
     <w:tmpl w:val="8452B9D6"/>
@@ -13455,7 +13689,7 @@
       </w:pPr>
     </w:lvl>
   </w:abstractNum>
-  <w:abstractNum w:abstractNumId="10" w15:restartNumberingAfterBreak="0">
+  <w:abstractNum w:abstractNumId="11" w15:restartNumberingAfterBreak="0">
     <w:nsid w:val="627F7E45"/>
     <w:multiLevelType w:val="hybridMultilevel"/>
     <w:tmpl w:val="DB3291CC"/>
@@ -13568,7 +13802,7 @@
       </w:rPr>
     </w:lvl>
   </w:abstractNum>
-  <w:abstractNum w:abstractNumId="11" w15:restartNumberingAfterBreak="0">
+  <w:abstractNum w:abstractNumId="12" w15:restartNumberingAfterBreak="0">
     <w:nsid w:val="65F10E1E"/>
     <w:multiLevelType w:val="multilevel"/>
     <w:tmpl w:val="800CD766"/>
@@ -13713,7 +13947,7 @@
       </w:rPr>
     </w:lvl>
   </w:abstractNum>
-  <w:abstractNum w:abstractNumId="12" w15:restartNumberingAfterBreak="0">
+  <w:abstractNum w:abstractNumId="13" w15:restartNumberingAfterBreak="0">
     <w:nsid w:val="6D1924CF"/>
     <w:multiLevelType w:val="hybridMultilevel"/>
     <w:tmpl w:val="941A4AEE"/>
@@ -13799,7 +14033,7 @@
       </w:pPr>
     </w:lvl>
   </w:abstractNum>
-  <w:abstractNum w:abstractNumId="13" w15:restartNumberingAfterBreak="0">
+  <w:abstractNum w:abstractNumId="14" w15:restartNumberingAfterBreak="0">
     <w:nsid w:val="76317940"/>
     <w:multiLevelType w:val="multilevel"/>
     <w:tmpl w:val="AB00B1FC"/>
@@ -13948,7 +14182,7 @@
       </w:rPr>
     </w:lvl>
   </w:abstractNum>
-  <w:abstractNum w:abstractNumId="14" w15:restartNumberingAfterBreak="0">
+  <w:abstractNum w:abstractNumId="15" w15:restartNumberingAfterBreak="0">
     <w:nsid w:val="7A0A1BE5"/>
     <w:multiLevelType w:val="hybridMultilevel"/>
     <w:tmpl w:val="D3B0BA9E"/>
@@ -14065,19 +14299,19 @@
     <w:abstractNumId w:val="0"/>
   </w:num>
   <w:num w:numId="2" w16cid:durableId="715278230">
+    <w:abstractNumId w:val="12"/>
+  </w:num>
+  <w:num w:numId="3" w16cid:durableId="954291581">
     <w:abstractNumId w:val="11"/>
   </w:num>
-  <w:num w:numId="3" w16cid:durableId="954291581">
-    <w:abstractNumId w:val="10"/>
+  <w:num w:numId="4" w16cid:durableId="1189218779">
+    <w:abstractNumId w:val="14"/>
   </w:num>
-  <w:num w:numId="4" w16cid:durableId="1189218779">
+  <w:num w:numId="5" w16cid:durableId="490096530">
     <w:abstractNumId w:val="13"/>
   </w:num>
-  <w:num w:numId="5" w16cid:durableId="490096530">
-    <w:abstractNumId w:val="12"/>
-  </w:num>
   <w:num w:numId="6" w16cid:durableId="1975256444">
-    <w:abstractNumId w:val="9"/>
+    <w:abstractNumId w:val="10"/>
   </w:num>
   <w:num w:numId="7" w16cid:durableId="192037543">
     <w:abstractNumId w:val="6"/>
@@ -14086,7 +14320,7 @@
     <w:abstractNumId w:val="3"/>
   </w:num>
   <w:num w:numId="9" w16cid:durableId="47071002">
-    <w:abstractNumId w:val="14"/>
+    <w:abstractNumId w:val="15"/>
   </w:num>
   <w:num w:numId="10" w16cid:durableId="1642610189">
     <w:abstractNumId w:val="8"/>
@@ -14105,6 +14339,9 @@
   </w:num>
   <w:num w:numId="15" w16cid:durableId="1323050534">
     <w:abstractNumId w:val="5"/>
+  </w:num>
+  <w:num w:numId="16" w16cid:durableId="1868252946">
+    <w:abstractNumId w:val="9"/>
   </w:num>
 </w:numbering>
 </file>
@@ -15110,6 +15347,29 @@
       <w:szCs w:val="20"/>
     </w:rPr>
   </w:style>
+  <w:style w:type="character" w:styleId="Hipervnculo">
+    <w:name w:val="Hyperlink"/>
+    <w:basedOn w:val="Fuentedeprrafopredeter"/>
+    <w:uiPriority w:val="99"/>
+    <w:unhideWhenUsed/>
+    <w:rsid w:val="00A9649B"/>
+    <w:rPr>
+      <w:color w:val="467886" w:themeColor="hyperlink"/>
+      <w:u w:val="single"/>
+    </w:rPr>
+  </w:style>
+  <w:style w:type="character" w:styleId="Mencinsinresolver">
+    <w:name w:val="Unresolved Mention"/>
+    <w:basedOn w:val="Fuentedeprrafopredeter"/>
+    <w:uiPriority w:val="99"/>
+    <w:semiHidden/>
+    <w:unhideWhenUsed/>
+    <w:rsid w:val="00A9649B"/>
+    <w:rPr>
+      <w:color w:val="605E5C"/>
+      <w:shd w:val="clear" w:color="auto" w:fill="E1DFDD"/>
+    </w:rPr>
+  </w:style>
 </w:styles>
 </file>
 
